--- a/交付成果/第三轮修订版/第三轮4周版/读书会18_大念处经精读_4周资料包（第三版修订）/Word版/第1周_殊胜地位与身念处（上）_学员版.docx
+++ b/交付成果/第三轮修订版/第三轮4周版/读书会18_大念处经精读_4周资料包（第三版修订）/Word版/第1周_殊胜地位与身念处（上）_学员版.docx
@@ -3944,7 +3944,7 @@
         <w:rPr>
           <w:b w:val="0"/>
         </w:rPr>
-        <w:t>[00:02:56.920] 那佛陀讲呢啊，诸比故，这是唯一之道，能亲近有情，超越愁悲，灭除苦忧，得达如理，显圣内槃啊，有七个功德或者七个利益啊。</w:t>
+        <w:t>[00:02:56.920] 那佛陀讲呢啊，诸比库，这是唯一之道，能亲近有情，超越愁悲，灭除苦忧，得达如理，显圣内槃啊，有七个功德或者七个利益啊。</w:t>
       </w:r>
     </w:p>
     <w:p>
@@ -3989,37 +3989,37 @@
         <w:rPr>
           <w:b w:val="0"/>
         </w:rPr>
-        <w:t>[00:15:41.800] 然后他的老师呢，叫呃这个小须魔啊啊小须魔三藏长老，但两个都是能够背诵三藏的长老啊，他就说呢，说念处之道呢，是合行道，他的意思呢，就是四念处是间世间法和世间法的修行道。啊，</w:t>
-      </w:r>
-    </w:p>
-    <w:p>
-      <w:pPr>
-        <w:ind w:left="170"/>
-        <w:pBdr>
-          <w:left w:val="single" w:sz="18" w:space="4" w:color="1E4620"/>
-        </w:pBdr>
-        <w:shd w:val="clear" w:fill="F2F5FA"/>
-      </w:pPr>
-      <w:r>
-        <w:rPr>
-          <w:b w:val="0"/>
-        </w:rPr>
-        <w:t>[00:16:19.420] 就这个小西摩这个长老呢，他这个老师啊在一天呢在去。这个御史的路上，他就思维这件事情，然后他就开始背诵这个四念处大念处经的经文。当他送到说佛陀讲说诸比库如此修行四念处七年的人啊，然后就是几个七个月啊，七天啊这样的那一段最后的经文的时候呢，他得出一个结论啊。说出世间道，道心升起之后呢，他不可能一直处在道心之中持续七年之久，因为道心只升起一次啊，维持一个心智刹那而已啊。</w:t>
-      </w:r>
-    </w:p>
-    <w:p>
-      <w:pPr>
-        <w:ind w:left="170"/>
-        <w:pBdr>
-          <w:left w:val="single" w:sz="18" w:space="4" w:color="1E4620"/>
-        </w:pBdr>
-        <w:shd w:val="clear" w:fill="F2F5FA"/>
-      </w:pPr>
-      <w:r>
-        <w:rPr>
-          <w:b w:val="0"/>
-        </w:rPr>
-        <w:t>[00:17:32.930] 那么在开始要开始的时候呢，这个阿老师小西魔长老呢就来到讲堂，站在这个讲台的后面。那么，当这个小龙长老念诵啊，开讲的这个偈颂啊，我们讲说number啊，这样的哈，或者礼敬佛陀这样，那么他的老师呢啊，就以所有人都能听得见的声音跟他说说这个前有阿无说啊，这个小龙啊，小龙长老就问什么老师呃什么事呢？反对啊。他老师说我所说的练术之道是核心道是不正确的，你所说的练术之道是前行道是正确的啊，那就是等于说他的老师当着所有人的面啊，向他的学生啊，这个承认他的错误。</w:t>
+        <w:t>[00:15:41.800] 然后他的老师呢，叫呃这个小苏玛啊啊小苏玛三藏长老，但两个都是能够背诵三藏的长老啊，他就说呢，说念处之道呢，是合行道，他的意思呢，就是四念处是间世间法和世间法的修行道。啊，</w:t>
+      </w:r>
+    </w:p>
+    <w:p>
+      <w:pPr>
+        <w:ind w:left="170"/>
+        <w:pBdr>
+          <w:left w:val="single" w:sz="18" w:space="4" w:color="1E4620"/>
+        </w:pBdr>
+        <w:shd w:val="clear" w:fill="F2F5FA"/>
+      </w:pPr>
+      <w:r>
+        <w:rPr>
+          <w:b w:val="0"/>
+        </w:rPr>
+        <w:t>[00:16:19.420] 就这个小苏玛这个长老呢，他这个老师啊在一天呢在去。这个御史的路上，他就思维这件事情，然后他就开始背诵这个四念处大念处经的经文。当他送到说佛陀讲说诸比库如此修行四念处七年的人啊，然后就是几个七个月啊，七天啊这样的那一段最后的经文的时候呢，他得出一个结论啊。说出世间道，道心升起之后呢，他不可能一直处在道心之中持续七年之久，因为道心只升起一次啊，维持一个心智刹那而已啊。</w:t>
+      </w:r>
+    </w:p>
+    <w:p>
+      <w:pPr>
+        <w:ind w:left="170"/>
+        <w:pBdr>
+          <w:left w:val="single" w:sz="18" w:space="4" w:color="1E4620"/>
+        </w:pBdr>
+        <w:shd w:val="clear" w:fill="F2F5FA"/>
+      </w:pPr>
+      <w:r>
+        <w:rPr>
+          <w:b w:val="0"/>
+        </w:rPr>
+        <w:t>[00:17:32.930] 那么在开始要开始的时候呢，这个阿老师小苏玛长老呢就来到讲堂，站在这个讲台的后面。那么，当这个小龙长老念诵啊，开讲的这个偈颂啊，我们讲说number啊，这样的哈，或者礼敬佛陀这样，那么他的老师呢啊，就以所有人都能听得见的声音跟他说说这个前有阿无说啊，这个小龙啊，小龙长老就问什么老师呃什么事呢？反对啊。他老师说我所说的练术之道是核心道是不正确的，你所说的练术之道是前行道是正确的啊，那就是等于说他的老师当着所有人的面啊，向他的学生啊，这个承认他的错误。</w:t>
       </w:r>
     </w:p>
     <w:p>
@@ -4124,6 +4124,21 @@
         <w:rPr>
           <w:b w:val="0"/>
         </w:rPr>
+        <w:t>[00:22:03.300] 但是四念处教导我们呢，就是要观照诸行啊，观照身啊，观照受啊，关照法啊，这些的心啊，它的无常苦我所以它是属于世间会啊。那么，这样的念呢？四念处的念呢，也就属于世间的正念。那如果是出世间的正念，我们的心就会完全沉在涅槃里面。啊，所以这个的一行道呢，就是作为一个凡夫，一个世间道，一个世间人想导向涅槃，那唯一的一个目标涅槃啊，然后应该走的这样一条路啊。</w:t>
+      </w:r>
+    </w:p>
+    <w:p>
+      <w:pPr>
+        <w:ind w:left="170"/>
+        <w:pBdr>
+          <w:left w:val="single" w:sz="18" w:space="4" w:color="1E4620"/>
+        </w:pBdr>
+        <w:shd w:val="clear" w:fill="F2F5FA"/>
+      </w:pPr>
+      <w:r>
+        <w:rPr>
+          <w:b w:val="0"/>
+        </w:rPr>
         <w:t>[00:22:58.080] 啊，这个有些写阿多呢讲说啊，这一段呢，就是佛陀做了一个广告啊。什么广告呢？出来出题库，这是唯一之道啊，就提到很高的位置上，这位知道有什么用呢？那清净有情，朝愁悲灭处。有个大陆的线这面啊这个有。七种利益，这是什么东西呢？四面出。啊，那四种呢？</w:t>
       </w:r>
     </w:p>
@@ -4139,7 +4154,7 @@
         <w:rPr>
           <w:b w:val="0"/>
         </w:rPr>
-        <w:t>[00:23:25.695] 啊，这佛陀讲说在此水库于身随观身而住，热情政治剧烈调伏世间之堪忧啊，随光反而住热诚政治对练啊，不是间者参忧。好，这是讲呃，用四念书，那怎么修呢？就是一个总体的把大量出经的这个内容总括出来啊，这是一个总数。</w:t>
+        <w:t>[00:23:25.695] 啊，这佛陀讲说在此水库于身随观身而住，热情政治剧烈调伏世间之堪忧啊，随观反而住热诚政治对练啊，不是间者参忧。好，这是讲呃，用四念书，那怎么修呢？就是一个总体的把大量出经的这个内容总括出来啊，这是一个总数。</w:t>
       </w:r>
     </w:p>
     <w:p>
@@ -4155,21 +4170,6 @@
           <w:b w:val="0"/>
         </w:rPr>
         <w:t>[00:24:18.150] 所以大家这次来参加禅修营，我们的目的呢，不是说诶我这个看到光有多么亮啊啊今天有同学跟我讲说么，我都听说他们光很亮，我都没有光很亮，怎么办呢？没有怎么办。对，就是你今天有没有用四念处啊，净化你的内心。啊，碰到烦恼的时候，你们快速转过来，这个是你最主要的收获啊。那有光是好的，但没有光呢，没有净法更好啊。对好，</w:t>
-      </w:r>
-    </w:p>
-    <w:p>
-      <w:pPr>
-        <w:ind w:left="170"/>
-        <w:pBdr>
-          <w:left w:val="single" w:sz="18" w:space="4" w:color="1E4620"/>
-        </w:pBdr>
-        <w:shd w:val="clear" w:fill="F2F5FA"/>
-      </w:pPr>
-      <w:r>
-        <w:rPr>
-          <w:b w:val="0"/>
-        </w:rPr>
-        <w:t>[00:22:03.300] 但是四念处教导我们呢，就是要观照诸行啊，观照身啊，观照受啊，关照法啊，这些的心啊，它的无常苦我所以它是属于世间会啊。那么，这样的念呢？四念处的念呢，也就属于世间的正念。那如果是出世间的正念，我们的心就会完全沉在涅槃里面。啊，所以这个的一行道呢，就是作为一个凡夫，一个世间道，一个世间人想导向涅槃，那唯一的一个目标涅槃啊，然后应该走的这样一条路啊。</w:t>
       </w:r>
     </w:p>
     <w:p>
@@ -4356,52 +4356,52 @@
         <w:rPr>
           <w:b w:val="0"/>
         </w:rPr>
-        <w:t>[00:02:00.240] 啊，在佛陀的教法里面呢。这个正念呢，就分为四种啊。啊。那这个生念处呢，啊，这个是色法相关的，主要是色法相关的是生念处啊。这个这设法呢，也叫卡亚啊。啊，那么生念处呢，叫卡亚萨蒂法萨那所以它是对卡亚是身体咯，对身水观啊，就是生念处，主要是对色法层面上的这种觉察呢，都被列为叫生念出。</w:t>
-      </w:r>
-    </w:p>
-    <w:p>
-      <w:pPr>
-        <w:ind w:left="170"/>
-        <w:pBdr>
-          <w:left w:val="single" w:sz="18" w:space="4" w:color="1E4620"/>
-        </w:pBdr>
-        <w:shd w:val="clear" w:fill="F2F5FA"/>
-      </w:pPr>
-      <w:r>
-        <w:rPr>
-          <w:b w:val="0"/>
-        </w:rPr>
-        <w:t>[00:02:41.080] 啊，那受心法呢？这三个呢，它属于民法。啊属于精神部分啊，受呢是受孕到。呃，这个这个心呢，是心识啊，它是五蕴里面那个识啊，识蕴啊，是心念处。那法呢，就其他的心理素质呢，统称为法。这法念处呢，有两个方面来解释，就是所有的因素都是法，就包含了伸缩心法。</w:t>
-      </w:r>
-    </w:p>
-    <w:p>
-      <w:pPr>
-        <w:ind w:left="170"/>
-        <w:pBdr>
-          <w:left w:val="single" w:sz="18" w:space="4" w:color="1E4620"/>
-        </w:pBdr>
-        <w:shd w:val="clear" w:fill="F2F5FA"/>
-      </w:pPr>
-      <w:r>
-        <w:rPr>
-          <w:b w:val="0"/>
-        </w:rPr>
-        <w:t>[00:04:29.240] 在佛陀教导的这种四念处里面，我们讲到有二十一种修四念处的方法，在大念初经里面讲到了二十一种，其中生念处呢，就是十四种了啊，生念处包括入土习念。啊四种威仪，然后四种正知。啊然后是厌恶想啊就是三十六声风。</w:t>
-      </w:r>
-    </w:p>
-    <w:p>
-      <w:pPr>
-        <w:ind w:left="170"/>
-        <w:pBdr>
-          <w:left w:val="single" w:sz="18" w:space="4" w:color="1E4620"/>
-        </w:pBdr>
-        <w:shd w:val="clear" w:fill="F2F5FA"/>
-      </w:pPr>
-      <w:r>
-        <w:rPr>
-          <w:b w:val="0"/>
-        </w:rPr>
-        <w:t>[00:04:53.300] 啊，那么第五种到第十三种呢，就是分禅观。啊。那它总共有九种啊，第十四种呢是世界差别，那这些呢，都称为叫正念处。那受练术就是一种就是观兽啊，这是受是一种心说。那有时候呢，它也可以分为啊九种啊。然后九种，其实它还是从受扩展成这种这个啊这个身体的苦受乐受苦苦乐受。啊，然后呢，心的乐受忧受啊，不苦不乐受。啊，然后加上三种合起来的那个就叫做啊，就身心合起来的啊这种呢，就是叫做啊，这个合起来就有九种了啊。</w:t>
+        <w:t>[00:02:00.240] 啊，在佛陀的教法里面呢。这个正念呢，就分为四种啊。啊。那这个身念处呢，啊，这个是色法相关的，主要是色法相关的是身念处啊。这个这设法呢，也叫卡亚啊。啊，那么身念处呢，叫卡亚萨蒂法萨那所以它是对卡亚是身体咯，对身水观啊，就是身念处，主要是对色法层面上的这种觉察呢，都被列为叫身念处。</w:t>
+      </w:r>
+    </w:p>
+    <w:p>
+      <w:pPr>
+        <w:ind w:left="170"/>
+        <w:pBdr>
+          <w:left w:val="single" w:sz="18" w:space="4" w:color="1E4620"/>
+        </w:pBdr>
+        <w:shd w:val="clear" w:fill="F2F5FA"/>
+      </w:pPr>
+      <w:r>
+        <w:rPr>
+          <w:b w:val="0"/>
+        </w:rPr>
+        <w:t>[00:02:41.080] 啊，那受心法呢？这三个呢，它属于名法。啊属于精神部分啊，受呢是受孕到。呃，这个这个心呢，是心识啊，它是五蕴里面那个识啊，识蕴啊，是心念处。那法呢，就其他的心理素质呢，统称为法。这法念处呢，有两个方面来解释，就是所有的因素都是法，就包含了伸缩心法。</w:t>
+      </w:r>
+    </w:p>
+    <w:p>
+      <w:pPr>
+        <w:ind w:left="170"/>
+        <w:pBdr>
+          <w:left w:val="single" w:sz="18" w:space="4" w:color="1E4620"/>
+        </w:pBdr>
+        <w:shd w:val="clear" w:fill="F2F5FA"/>
+      </w:pPr>
+      <w:r>
+        <w:rPr>
+          <w:b w:val="0"/>
+        </w:rPr>
+        <w:t>[00:04:29.240] 在佛陀教导的这种四念处里面，我们讲到有二十一种修四念处的方法，在大念初经里面讲到了二十一种，其中身念处呢，就是十四种了啊，身念处包括入出息念。啊四种威仪，然后四种正知。啊然后是厌恶想啊就是三十六声风。</w:t>
+      </w:r>
+    </w:p>
+    <w:p>
+      <w:pPr>
+        <w:ind w:left="170"/>
+        <w:pBdr>
+          <w:left w:val="single" w:sz="18" w:space="4" w:color="1E4620"/>
+        </w:pBdr>
+        <w:shd w:val="clear" w:fill="F2F5FA"/>
+      </w:pPr>
+      <w:r>
+        <w:rPr>
+          <w:b w:val="0"/>
+        </w:rPr>
+        <w:t>[00:04:53.300] 啊，那么第五种到第十三种呢，就是坟场观。啊。那它总共有九种啊，第十四种呢是界差别，那这些呢，都称为叫正念处。那受念处就是一种就是观受啊，这是受是一种心说。那有时候呢，它也可以分为啊九种啊。然后九种，其实它还是从受扩展成这种这个啊这个身体的苦受乐受苦苦乐受。啊，然后呢，心的乐受忧受啊，不苦不乐受。啊，然后加上三种合起来的那个就叫做啊，就身心合起来的啊这种呢，就是叫做啊，这个合起来就有九种了啊。</w:t>
       </w:r>
     </w:p>
     <w:p>
@@ -4635,37 +4635,37 @@
         <w:rPr>
           <w:b w:val="0"/>
         </w:rPr>
-        <w:t>[00:41:16.505] 所以如果是按照佛陀讲的大量诸经的思念处呢，就是为什么说它是唯一之道呢，就是从某一个角度入手，最后都证阿汉道。啊，但是呢，在我们现在还没有观制啊的情况下呢，我们日常的这种觉察呢，就把它当做正念正治来训练啊。啊，那么现代随光，</w:t>
-      </w:r>
-    </w:p>
-    <w:p>
-      <w:pPr>
-        <w:ind w:left="170"/>
-        <w:pBdr>
-          <w:left w:val="single" w:sz="18" w:space="4" w:color="1E4620"/>
-        </w:pBdr>
-        <w:shd w:val="clear" w:fill="F2F5FA"/>
-      </w:pPr>
-      <w:r>
-        <w:rPr>
-          <w:b w:val="0"/>
-        </w:rPr>
-        <w:t>[00:39:53.380] 啊那些以这个思维仪呢。那个，这个。呃，我们要去说任何的这种，呃，身受心法试验处呢。他都是要最后。都是要透由四圣谛，然后十六弯日啊，然后这个这个证悟涅槃的哦。啊。那。我们来看哈，就是。</w:t>
-      </w:r>
-    </w:p>
-    <w:p>
-      <w:pPr>
-        <w:ind w:left="170"/>
-        <w:pBdr>
-          <w:left w:val="single" w:sz="18" w:space="4" w:color="1E4620"/>
-        </w:pBdr>
-        <w:shd w:val="clear" w:fill="F2F5FA"/>
-      </w:pPr>
-      <w:r>
-        <w:rPr>
-          <w:b w:val="0"/>
-        </w:rPr>
-        <w:t>[00:40:30.280] 生种心法四念处，身念处呢，只是从这个身体从物质的部分入手，最后呢，他也是要修所有的名色啊，十六观子都要修的受呢，受念处就是从感受开始，心念处呢，从心开始，好法念处呢，从法开始。那最后。都是要透由这个开始以后见到名色啊，名色分别，然后缘色受之，然后思维之审美随观，幻美随观，然后再这个这个道之果之啊，那都是要这个达成这个角度的好。所以思念处不是仅仅的就是日常行李做卧就这样的观察了啊。</w:t>
+        <w:t>[00:39:53.380] 啊那些以这个四威仪呢。那个，这个。呃，我们要去说任何的这种，呃，身受心法试验处呢。他都是要最后。都是要透由四圣谛，然后十六观智啊，然后这个这个证悟涅槃的哦。啊。那。我们来看哈，就是。</w:t>
+      </w:r>
+    </w:p>
+    <w:p>
+      <w:pPr>
+        <w:ind w:left="170"/>
+        <w:pBdr>
+          <w:left w:val="single" w:sz="18" w:space="4" w:color="1E4620"/>
+        </w:pBdr>
+        <w:shd w:val="clear" w:fill="F2F5FA"/>
+      </w:pPr>
+      <w:r>
+        <w:rPr>
+          <w:b w:val="0"/>
+        </w:rPr>
+        <w:t>[00:40:30.280] 生种心法四念处，身念处呢，只是从这个身体从物质的部分入手，最后呢，他也是要修所有的名色啊，十六观智都要修的受呢，受念处就是从感受开始，心念处呢，从心开始，好法念处呢，从法开始。那最后。都是要透由这个开始以后见到名色啊，名色分别，然后缘色受之，然后思维之审美随观，幻美随观，然后再这个这个道之果之啊，那都是要这个达成这个角度的好。所以思念处不是仅仅的就是日常行李做卧就这样的观察了啊。</w:t>
+      </w:r>
+    </w:p>
+    <w:p>
+      <w:pPr>
+        <w:ind w:left="170"/>
+        <w:pBdr>
+          <w:left w:val="single" w:sz="18" w:space="4" w:color="1E4620"/>
+        </w:pBdr>
+        <w:shd w:val="clear" w:fill="F2F5FA"/>
+      </w:pPr>
+      <w:r>
+        <w:rPr>
+          <w:b w:val="0"/>
+        </w:rPr>
+        <w:t>[00:41:16.505] 所以如果是按照佛陀讲的大量诸经的思念处呢，就是为什么说它是唯一之道呢，就是从某一个角度入手，最后都证阿拉汉道。啊，但是呢，在我们现在还没有观智啊的情况下呢，我们日常的这种觉察呢，就把它当做正念正知来训练啊。啊，那么现代随观，</w:t>
       </w:r>
     </w:p>
     <w:p>
@@ -4695,7 +4695,7 @@
         <w:rPr>
           <w:b w:val="0"/>
         </w:rPr>
-        <w:t>[00:23:39.140] 啊，所以这个是陆书席呢，给大家这个有一些复习吧，我们了解一下啊，这个四念珠啊这个。啊这个生面处呢，它总是从这个啊。这个。入数习开始了啊，对，就包含入数习了。所以这个入数其三法，我们讲下入基数其三法，要知道啊，什么叫一心之二法，什么叫一心之三法，怎么去把握与平衡三法就是刚才讲的内容。</w:t>
+        <w:t>[00:23:39.140] 啊，所以这个是陆书席呢，给大家这个有一些复习吧，我们了解一下啊，这个四念珠啊这个。啊这个身念处呢，它总是从这个啊。这个。入出息念开始了啊，对，就包含入出息念了。所以这个入数其三法，我们讲下入基数其三法，要知道啊，什么叫一心之二法，什么叫一心之三法，怎么去把握与平衡三法就是刚才讲的内容。</w:t>
       </w:r>
     </w:p>
     <w:p>
@@ -6977,7 +6977,7 @@
         <w:rPr>
           <w:b w:val="0"/>
         </w:rPr>
-        <w:t>[00:02:36.000] 那么这里面八个这个注意方法呢，其中前面四分啊，是针对路出行面列出心质的部分而言。后面一个呢，是徐欢啊。那对修观成就道路的角度上来讲，其实通过书入出习练，最终可以一直这得到。那现阶段我们是学习啊，前面是种作用，就是修复的阶段部分。</w:t>
+        <w:t>[00:02:36.000] 那么这里面八个这个注意方法呢，其中前面四分啊，是针对路出行面列出心质的部分而言。后面一个呢，是徐欢啊。那对修观成就道路的角度上来讲，其实通过入出息念，最终可以一直这得到。那现阶段我们是学习啊，前面是种作用，就是修复的阶段部分。</w:t>
       </w:r>
     </w:p>
     <w:p>
@@ -7030,37 +7030,37 @@
         <w:rPr>
           <w:b w:val="0"/>
         </w:rPr>
-        <w:t>[00:04:51.500] 那在清净之道里面呢，就讲到说在入席和出席当中取明显的息来。那因此呢，你在两个鼻孔里面啊，就是对初学来讲啊，两个鼻孔就出来两种气嘛啊，有一个鼻孔明显，有一个鼻孔可能就比较不明显，那你可以取那个比较明显的那个鼻孔来试啊。另外呢，在呼吸和出气两者呢，如果呼息明显那就取入息来出，如果是出息明显就取出息来出。如果两者皆明显呢，你可以两者都取啊。</w:t>
-      </w:r>
-    </w:p>
-    <w:p>
-      <w:pPr>
-        <w:ind w:left="170"/>
-        <w:pBdr>
-          <w:left w:val="single" w:sz="18" w:space="4" w:color="1E4620"/>
-        </w:pBdr>
-        <w:shd w:val="clear" w:fill="F2F5FA"/>
-      </w:pPr>
-      <w:r>
-        <w:rPr>
-          <w:b w:val="0"/>
-        </w:rPr>
-        <w:t>[00:05:31.890] 对每次分题的入题出题或者出入题呢，就以一一一的来数，每次只数到十以内……那么，对于在入学和出席两者中起初只现起一种的禅修者，只要以上述的方法历练学习，逐渐的入学和出息两者都会变得清晰明了。由于属世法的降落，心不再散乱，是入体和出息所缘以外的各种外在所缘，也就不会去啊。</w:t>
-      </w:r>
-    </w:p>
-    <w:p>
-      <w:pPr>
-        <w:ind w:left="170"/>
-        <w:pBdr>
-          <w:left w:val="single" w:sz="18" w:space="4" w:color="1E4620"/>
-        </w:pBdr>
-        <w:shd w:val="clear" w:fill="F2F5FA"/>
-      </w:pPr>
-      <w:r>
-        <w:rPr>
-          <w:b w:val="0"/>
-        </w:rPr>
-        <w:t>[00:07:17.460] 清晨来到牛圈啊，坐在门栏的柱子上，那对经过圈门口的每头牛说，这个一二三四的头食指来数啊……莫名的所见，一二三四五六七八九十，快速的数。同样的，在入席和出席，在传输者的至高变得明显时，传输者应快速的入席和出席。</w:t>
+        <w:t>[00:04:51.500] 那在清净之道里面呢，就讲到说在入息和出息当中取明显的息来。那因此呢，你在两个鼻孔里面啊，就是对初学来讲啊，两个鼻孔就出来两种气嘛啊，有一个鼻孔明显，有一个鼻孔可能就比较不明显，那你可以取那个比较明显的那个鼻孔来试啊。另外呢，在呼吸和出气两者呢，如果呼息明显那就取入息来出，如果是出息明显就取出息来出。如果两者皆明显呢，你可以两者都取啊。</w:t>
+      </w:r>
+    </w:p>
+    <w:p>
+      <w:pPr>
+        <w:ind w:left="170"/>
+        <w:pBdr>
+          <w:left w:val="single" w:sz="18" w:space="4" w:color="1E4620"/>
+        </w:pBdr>
+        <w:shd w:val="clear" w:fill="F2F5FA"/>
+      </w:pPr>
+      <w:r>
+        <w:rPr>
+          <w:b w:val="0"/>
+        </w:rPr>
+        <w:t>[00:05:31.890] 对每次分题的入题出题或者出入题呢，就以一一一的来数，每次只数到十以内……那么，对于在入学和出息两者中起初只现起一种的禅修者，只要以上述的方法历练学习，逐渐的入学和出息两者都会变得清晰明了。由于属世法的降落，心不再散乱，是入体和出息所缘以外的各种外在所缘，也就不会去啊。</w:t>
+      </w:r>
+    </w:p>
+    <w:p>
+      <w:pPr>
+        <w:ind w:left="170"/>
+        <w:pBdr>
+          <w:left w:val="single" w:sz="18" w:space="4" w:color="1E4620"/>
+        </w:pBdr>
+        <w:shd w:val="clear" w:fill="F2F5FA"/>
+      </w:pPr>
+      <w:r>
+        <w:rPr>
+          <w:b w:val="0"/>
+        </w:rPr>
+        <w:t>[00:07:17.460] 清晨来到牛圈啊，坐在门栏的柱子上，那对经过圈门口的每头牛说，这个一二三四的头食指来数啊……莫名的所见，一二三四五六七八九十，快速的数。同样的，在入息和出息，在传输者的至高变得明显时，传输者应快速的入息和出息。</w:t>
       </w:r>
     </w:p>
     <w:p>
@@ -7113,22 +7113,22 @@
         <w:rPr>
           <w:b w:val="0"/>
         </w:rPr>
-        <w:t>[00:11:18.580] 那第二个呢，就是水啊。这个随呢，就是那个我们讲属数啊，一直的意思，它是跟随随行的意思啊，也就是说，禅修者呢，这个他不不数数啊，刚才是数数嘛，哈，它不数数呢，也能够持久的恋于入世出席的状态啊，也是可以不再使用呼气法。</w:t>
-      </w:r>
-    </w:p>
-    <w:p>
-      <w:pPr>
-        <w:ind w:left="170"/>
-        <w:pBdr>
-          <w:left w:val="single" w:sz="18" w:space="4" w:color="1E4620"/>
-        </w:pBdr>
-        <w:shd w:val="clear" w:fill="F2F5FA"/>
-      </w:pPr>
-      <w:r>
-        <w:rPr>
-          <w:b w:val="0"/>
-        </w:rPr>
-        <w:t>[00:12:47.000] 那么应该在哪里去跟随复习呢？如何跟随复习呢？就应该在复习这个所处的触点。我们讲说有物题发生的这个触点上，那么以念跟随入席和出席，然后以安抚而安住其心啊。这个所以清净道观里面讲说随与处及安住而作意，又以水与处安住而作意。</w:t>
+        <w:t>[00:11:18.580] 那第二个呢，就是水啊。这个随呢，就是那个我们讲属数啊，一直的意思，它是跟随随行的意思啊，也就是说，禅修者呢，这个他不不数数啊，刚才是数数嘛，哈，它不数数呢，也能够持久的恋于入世出息的状态啊，也是可以不再使用呼气法。</w:t>
+      </w:r>
+    </w:p>
+    <w:p>
+      <w:pPr>
+        <w:ind w:left="170"/>
+        <w:pBdr>
+          <w:left w:val="single" w:sz="18" w:space="4" w:color="1E4620"/>
+        </w:pBdr>
+        <w:shd w:val="clear" w:fill="F2F5FA"/>
+      </w:pPr>
+      <w:r>
+        <w:rPr>
+          <w:b w:val="0"/>
+        </w:rPr>
+        <w:t>[00:12:47.000] 那么应该在哪里去跟随复习呢？如何跟随复习呢？就应该在复习这个所处的触点。我们讲说有物题发生的这个触点上，那么以念跟随入息和出息，然后以安抚而安住其心啊。这个所以清净道观里面讲说随与处及安住而作意，又以水与处安住而作意。</w:t>
       </w:r>
     </w:p>
     <w:p>
@@ -7234,7 +7234,7 @@
         <w:rPr>
           <w:b w:val="0"/>
         </w:rPr>
-        <w:t>[00:20:05.080] 那这个比喻呢，其实他已经说的很清楚了，就是说啊，这个如果用锯木头来讲呢，这个木头呢，就好比是横在我们鼻端和这个嘴唇上部啊的这个这个这个木头啊。那么，来回移动的锯齿呢……它接触木头的地方呢，就是木头皮快速皮肤的触点是吧啊，那么正在接切入木口的确实呢，就是经过重点的入席和出席。</w:t>
+        <w:t>[00:20:05.080] 那这个比喻呢，其实他已经说的很清楚了，就是说啊，这个如果用锯木头来讲呢，这个木头呢，就好比是横在我们鼻端和这个嘴唇上部啊的这个这个这个木头啊。那么，来回移动的锯齿呢……它接触木头的地方呢，就是木头皮快速皮肤的触点是吧啊，那么正在接切入木口的确实呢，就是经过重点的入息和出息。</w:t>
       </w:r>
     </w:p>
     <w:p>
@@ -7264,7 +7264,7 @@
         <w:rPr>
           <w:b w:val="0"/>
         </w:rPr>
-        <w:t>[00:23:21.540] 啊，所以在此呢，我们这有两个重要的点，第一个呢，只应将修己之心放在六出其常困处之处，如此则不应离开善住处而跟随出席，跟随着入席，出席到身体里面，或者到身体外面去。第二一个呢，就是了知的对象是碰触啊，碰触处的陋习和。出行啊。那因此呢，准确的讲相是触点上的气息。</w:t>
+        <w:t>[00:23:21.540] 啊，所以在此呢，我们这有两个重要的点，第一个呢，只应将修己之心放在六出其常困处之处，如此则不应离开善住处而跟随出息，跟随着入息，出息到身体里面，或者到身体外面去。第二一个呢，就是了知的对象是碰触啊，碰触处的陋习和。出行啊。那因此呢，准确的讲相是触点上的气息。</w:t>
       </w:r>
     </w:p>
     <w:p>
@@ -7287,7 +7287,7 @@
         <w:rPr>
           <w:b w:val="0"/>
         </w:rPr>
-        <w:t>[00:42:16.070] 那么第一个呢，是当念跟随入席的初中后时，散乱放单身内之心是定的障碍。第二个，当念跟随出息的初动后，直散乱到达身外之心是定的障碍……第三个呢，就是说期待欲求入席的可爱行为是定的障碍。第四个是期待欲求出息的可爱行为是定的障碍。</w:t>
+        <w:t>[00:42:16.070] 那么第一个呢，是当念跟随入息的初中后时，散乱放单身内之心是定的障碍。第二个，当念跟随出息的初动后，直散乱到达身外之心是定的障碍……第三个呢，就是说期待欲求入息的可爱行为是定的障碍。第四个是期待欲求出息的可爱行为是定的障碍。</w:t>
       </w:r>
     </w:p>
     <w:p>
@@ -7370,22 +7370,22 @@
         <w:rPr>
           <w:b w:val="0"/>
         </w:rPr>
-        <w:t>[00:42:45.320] 那么第三一个呢，就是说期待欲求入席的可爱行为是定的障碍。第四个是期待欲求出息的可爱行为是定的障碍。那也就是说，艺术解就是说，传听者思维说是被列出依靠经过鼻腔的风，于是他只是需求欲求粗暴明显的入息或出息，由此可爱生起，同样的生起可爱就不能形成一定性定力，就无法得到培育好。</w:t>
-      </w:r>
-    </w:p>
-    <w:p>
-      <w:pPr>
-        <w:ind w:left="170"/>
-        <w:pBdr>
-          <w:left w:val="single" w:sz="18" w:space="4" w:color="1E4620"/>
-        </w:pBdr>
-        <w:shd w:val="clear" w:fill="F2F5FA"/>
-      </w:pPr>
-      <w:r>
-        <w:rPr>
-          <w:b w:val="0"/>
-        </w:rPr>
-        <w:t>[00:43:54.100] 第五呢，就是为入席所获得对获得出席的渴求是定的障碍。第六是对为出席所获得对获得入席的渴求是定的障碍……当入席过长或过短的时候，身心会因此而疲累痛苦，而对于出席有乐未想期求出席，染着于或者出席这时由于障碍分歧，定力就无法得到培育。</w:t>
+        <w:t>[00:42:45.320] 那么第三一个呢，就是说期待欲求入息的可爱行为是定的障碍。第四个是期待欲求出息的可爱行为是定的障碍。那也就是说，艺术解就是说，传听者思维说是被列出依靠经过鼻腔的风，于是他只是需求欲求粗暴明显的入息或出息，由此可爱生起，同样的生起可爱就不能形成一定性定力，就无法得到培育好。</w:t>
+      </w:r>
+    </w:p>
+    <w:p>
+      <w:pPr>
+        <w:ind w:left="170"/>
+        <w:pBdr>
+          <w:left w:val="single" w:sz="18" w:space="4" w:color="1E4620"/>
+        </w:pBdr>
+        <w:shd w:val="clear" w:fill="F2F5FA"/>
+      </w:pPr>
+      <w:r>
+        <w:rPr>
+          <w:b w:val="0"/>
+        </w:rPr>
+        <w:t>[00:43:54.100] 第五呢，就是为入息所获得对获得出息的渴求是定的障碍。第六是对为出息所获得对获得入息的渴求是定的障碍……当入息过长或过短的时候，身心会因此而疲累痛苦，而对于出息有乐未想期求出息，染着于或者出息这时由于障碍分歧，定力就无法得到培育。</w:t>
       </w:r>
     </w:p>
     <w:p>
@@ -7483,7 +7483,7 @@
         <w:rPr>
           <w:b w:val="0"/>
         </w:rPr>
-        <w:t>[00:55:12.230] 不想禅修的时候呢，就要通过鼓励心从而放弃懈怠，以及培养起择法觉知、喜觉知和精进觉知……担心精进过度的时候呢，就应该培养心安定和色觉知念觉知呢，这两种情况都适用啊。</w:t>
+        <w:t>[00:55:12.230] 不想禅修的时候呢，就要通过鼓励心从而放弃懈怠，以及培养起择法觉支、喜觉支和精进觉支……担心精进过度的时候呢，就应该培养心安定和色觉知念觉支呢，这两种情况都适用啊。</w:t>
       </w:r>
     </w:p>
     <w:p>
@@ -7513,7 +7513,7 @@
         <w:rPr>
           <w:b w:val="0"/>
         </w:rPr>
-        <w:t>[00:59:04.340] 第八呢，是指常常相现起的一性，就是指专注于事项正观指定的一境性……第九呢，是坏灭现想起的这个一性，这是修观的啊……那么其他的四处达到一心是进入行道清境，所以增强以智而喜悦满足这这个最后这三种正这个进化呢，它是针对禅难、官制和倒置而言的。[generated, not original text]</w:t>
+        <w:t>[00:59:04.340] 第八呢，是指常常相现起的一性，就是指专注于事项正观指定的一境性……第九呢，是坏灭现想起的这个一性，这是修观的啊……那么其他的四处达到一心是进入行道清境，所以增强以智而喜悦满足这这个最后这三种正这个净化呢，它是针对禅难、官制和倒置而言的。[generated, not original text]</w:t>
       </w:r>
     </w:p>
     <w:p>
@@ -7536,22 +7536,7 @@
         <w:rPr>
           <w:b w:val="0"/>
         </w:rPr>
-        <w:t>[00:42:08.020] 啊，这十八种杂粮呢，分成这个三个六啊，就是三组，每种六种啊。每组六种，</w:t>
-      </w:r>
-    </w:p>
-    <w:p>
-      <w:pPr>
-        <w:ind w:left="170"/>
-        <w:pBdr>
-          <w:left w:val="single" w:sz="18" w:space="4" w:color="1E4620"/>
-        </w:pBdr>
-        <w:shd w:val="clear" w:fill="F2F5FA"/>
-      </w:pPr>
-      <w:r>
-        <w:rPr>
-          <w:b w:val="0"/>
-        </w:rPr>
-        <w:t>[00:42:16.070] 那么第一个呢，是当念跟随入席的初中后时，散乱放单身内之心是定的障碍。第二个，当念跟随出息的初动后，直散乱到达身外之心是定的障碍。就他们讲说，你不要从鼻子到丹田，丹田到鼻子这样来去，那如此你这样来去跟随呢，啊，你就会散乱，然后呢，心就没有办法得定啊。</w:t>
+        <w:t>[00:42:08.020] 啊，这十八种杂染呢，分成这个三个六啊，就是三组，每种六种啊。每组六种，</w:t>
       </w:r>
     </w:p>
     <w:p>
@@ -7632,112 +7617,112 @@
         <w:rPr>
           <w:b w:val="0"/>
         </w:rPr>
-        <w:t>[00:43:45.500] 那成像呢，这个在二次系列里面呢，它有三种成像，一种呢叫预作像哦，一种叫取向，还有一种叫四项。</w:t>
-      </w:r>
-    </w:p>
-    <w:p>
-      <w:pPr>
-        <w:ind w:left="170"/>
-        <w:pBdr>
-          <w:left w:val="single" w:sz="18" w:space="4" w:color="1E4620"/>
-        </w:pBdr>
-        <w:shd w:val="clear" w:fill="F2F5FA"/>
-      </w:pPr>
-      <w:r>
-        <w:rPr>
-          <w:b w:val="0"/>
-        </w:rPr>
-        <w:t>[00:44:02.460] 啊讲到说会预作相呢，说自然呼吸就是一种预作相。啊，接触点也是一种相啊，那么这里的强项呢，是指修定的所缘啊，所以你取到修定所缘就是相。啊啊，不是说一定要光芒灿烂的才叫像好。</w:t>
-      </w:r>
-    </w:p>
-    <w:p>
-      <w:pPr>
-        <w:ind w:left="170"/>
-        <w:pBdr>
-          <w:left w:val="single" w:sz="18" w:space="4" w:color="1E4620"/>
-        </w:pBdr>
-        <w:shd w:val="clear" w:fill="F2F5FA"/>
-      </w:pPr>
-      <w:r>
-        <w:rPr>
-          <w:b w:val="0"/>
-        </w:rPr>
-        <w:t>[00:44:27.840] 这个在艺术里面提到，鼻下和上唇相是这个初学者的预座相……当定力稍微增强的时候呢，在鼻孔出口处附近通常会出现烟灰色，这种烟灰色也会被称为玉作相。</w:t>
-      </w:r>
-    </w:p>
-    <w:p>
-      <w:pPr>
-        <w:ind w:left="170"/>
-        <w:pBdr>
-          <w:left w:val="single" w:sz="18" w:space="4" w:color="1E4620"/>
-        </w:pBdr>
-        <w:shd w:val="clear" w:fill="F2F5FA"/>
-      </w:pPr>
-      <w:r>
-        <w:rPr>
-          <w:b w:val="0"/>
-        </w:rPr>
-        <w:t>[00:45:14.680] 那么关于取向呢？……在修入数习练的时候，何时才算取向真取呢？就当能否持续觉知入数习向入习数习三法保持三个小时，四个小时……稳定于相三法合一了啊。那这个是取向升起的阶段啊，但是他还是在路复习向上反的。</w:t>
-      </w:r>
-    </w:p>
-    <w:p>
-      <w:pPr>
-        <w:ind w:left="170"/>
-        <w:pBdr>
-          <w:left w:val="single" w:sz="18" w:space="4" w:color="1E4620"/>
-        </w:pBdr>
-        <w:shd w:val="clear" w:fill="F2F5FA"/>
-      </w:pPr>
-      <w:r>
-        <w:rPr>
-          <w:b w:val="0"/>
-        </w:rPr>
-        <w:t>[00:46:09.240] 那么对于日出其练而言呢，在玉座相和取向阶段呢，都是专注气息的。玉座像本身呢，就是指自然的气息，而取向呢，会表现为不同的形状和颜色……这些呢，它是由这些像呢，都是由三亚，就是那个翻译成想三念就是我们的新习惯性的标记而形成的。所以，不同的禅修者的响应会产生不同的想象，就没有一个一定固定不变的想象。</w:t>
-      </w:r>
-    </w:p>
-    <w:p>
-      <w:pPr>
-        <w:ind w:left="170"/>
-        <w:pBdr>
-          <w:left w:val="single" w:sz="18" w:space="4" w:color="1E4620"/>
-        </w:pBdr>
-        <w:shd w:val="clear" w:fill="F2F5FA"/>
-      </w:pPr>
-      <w:r>
-        <w:rPr>
-          <w:b w:val="0"/>
-        </w:rPr>
-        <w:t>[00:47:01.900] 这个取向呢，大部分的情况下它是会是白的啊，但有时候就会很亮啊。那但是呢，总体来讲它不是很稳定啊……那么四象呢，就是当定力进一步提升变得很稳固有力的时候呢，啊，这个取向呢，就变成四象。所以四象它稳定宁静明亮清澈。</w:t>
-      </w:r>
-    </w:p>
-    <w:p>
-      <w:pPr>
-        <w:ind w:left="170"/>
-        <w:pBdr>
-          <w:left w:val="single" w:sz="18" w:space="4" w:color="1E4620"/>
-        </w:pBdr>
-        <w:shd w:val="clear" w:fill="F2F5FA"/>
-      </w:pPr>
-      <w:r>
-        <w:rPr>
-          <w:b w:val="0"/>
-        </w:rPr>
-        <w:t>[00:47:23.700] 这是一个外在的表现啊。那么这个时候心呢，会这个自然的自动的存在，这个向上安抚一下，那么这个就被称为是向四象升起的阶段。</w:t>
-      </w:r>
-    </w:p>
-    <w:p>
-      <w:pPr>
-        <w:ind w:left="170"/>
-        <w:pBdr>
-          <w:left w:val="single" w:sz="18" w:space="4" w:color="1E4620"/>
-        </w:pBdr>
-        <w:shd w:val="clear" w:fill="F2F5FA"/>
-      </w:pPr>
-      <w:r>
-        <w:rPr>
-          <w:b w:val="0"/>
-        </w:rPr>
-        <w:t>[00:48:35.575] 为什么呢？因为长相主要是入图席新生九法句的颜色界的光明，所表现出来的一种颜色，一种现状。所以不少人呢，强调很强调强项，认为强项就是光，光越亮，定力就越强，光极明亮，就代表入场的时机到了。所以他们在强制过程中追逐光，把光当成努力的目标，认为光代表了自己的成功的程度……路途习念定立成就的标志不是光有多亮，而是是否已经培育培育起对露出习念，露出席强有力的正念和无常之，从而能够支持心长时间持续的住在这个路书奇所言上。</w:t>
+        <w:t>[00:43:45.500] 那禅相呢，这个在二次系列里面呢，它有三种禅相，一种呢叫预作相哦，一种叫取相，还有一种叫似相。</w:t>
+      </w:r>
+    </w:p>
+    <w:p>
+      <w:pPr>
+        <w:ind w:left="170"/>
+        <w:pBdr>
+          <w:left w:val="single" w:sz="18" w:space="4" w:color="1E4620"/>
+        </w:pBdr>
+        <w:shd w:val="clear" w:fill="F2F5FA"/>
+      </w:pPr>
+      <w:r>
+        <w:rPr>
+          <w:b w:val="0"/>
+        </w:rPr>
+        <w:t>[00:44:02.460] 啊讲到说会预作相呢，说自然呼吸就是一种预作相。啊，接触点也是一种相啊，那么这里的禅相呢，是指修定的所缘啊，所以你取到修定所缘就是相。啊啊，不是说一定要光芒灿烂的才叫像好。</w:t>
+      </w:r>
+    </w:p>
+    <w:p>
+      <w:pPr>
+        <w:ind w:left="170"/>
+        <w:pBdr>
+          <w:left w:val="single" w:sz="18" w:space="4" w:color="1E4620"/>
+        </w:pBdr>
+        <w:shd w:val="clear" w:fill="F2F5FA"/>
+      </w:pPr>
+      <w:r>
+        <w:rPr>
+          <w:b w:val="0"/>
+        </w:rPr>
+        <w:t>[00:44:27.840] 这个在艺术里面提到，鼻下和上唇相是这个初学者的预作相……当定力稍微增强的时候呢，在鼻孔出口处附近通常会出现烟灰色，这种烟灰色也会被称为玉作相。</w:t>
+      </w:r>
+    </w:p>
+    <w:p>
+      <w:pPr>
+        <w:ind w:left="170"/>
+        <w:pBdr>
+          <w:left w:val="single" w:sz="18" w:space="4" w:color="1E4620"/>
+        </w:pBdr>
+        <w:shd w:val="clear" w:fill="F2F5FA"/>
+      </w:pPr>
+      <w:r>
+        <w:rPr>
+          <w:b w:val="0"/>
+        </w:rPr>
+        <w:t>[00:45:14.680] 那么关于取相呢？……在修入出息念的时候，何时才算取相真取呢？就当能否持续觉知入出息念向入习数习三法保持三个小时，四个小时……稳定于相三法合一了啊。那这个是取相升起的阶段啊，但是他还是在路复习向上反的。</w:t>
+      </w:r>
+    </w:p>
+    <w:p>
+      <w:pPr>
+        <w:ind w:left="170"/>
+        <w:pBdr>
+          <w:left w:val="single" w:sz="18" w:space="4" w:color="1E4620"/>
+        </w:pBdr>
+        <w:shd w:val="clear" w:fill="F2F5FA"/>
+      </w:pPr>
+      <w:r>
+        <w:rPr>
+          <w:b w:val="0"/>
+        </w:rPr>
+        <w:t>[00:46:09.240] 那么对于日出其练而言呢，在预作相和取相阶段呢，都是专注气息的。预作相本身呢，就是指自然的气息，而取相呢，会表现为不同的形状和颜色……这些呢，它是由这些像呢，都是由三亚，就是那个翻译成想三念就是我们的新习惯性的标记而形成的。所以，不同的禅修者的响应会产生不同的想象，就没有一个一定固定不变的想象。</w:t>
+      </w:r>
+    </w:p>
+    <w:p>
+      <w:pPr>
+        <w:ind w:left="170"/>
+        <w:pBdr>
+          <w:left w:val="single" w:sz="18" w:space="4" w:color="1E4620"/>
+        </w:pBdr>
+        <w:shd w:val="clear" w:fill="F2F5FA"/>
+      </w:pPr>
+      <w:r>
+        <w:rPr>
+          <w:b w:val="0"/>
+        </w:rPr>
+        <w:t>[00:47:01.900] 这个取相呢，大部分的情况下它是会是白的啊，但有时候就会很亮啊。那但是呢，总体来讲它不是很稳定啊……那么似相呢，就是当定力进一步提升变得很稳固有力的时候呢，啊，这个取相呢，就变成似相。所以似相它稳定宁静明亮清澈。</w:t>
+      </w:r>
+    </w:p>
+    <w:p>
+      <w:pPr>
+        <w:ind w:left="170"/>
+        <w:pBdr>
+          <w:left w:val="single" w:sz="18" w:space="4" w:color="1E4620"/>
+        </w:pBdr>
+        <w:shd w:val="clear" w:fill="F2F5FA"/>
+      </w:pPr>
+      <w:r>
+        <w:rPr>
+          <w:b w:val="0"/>
+        </w:rPr>
+        <w:t>[00:47:23.700] 这是一个外在的表现啊。那么这个时候心呢，会这个自然的自动的存在，这个向上安抚一下，那么这个就被称为是向似相升起的阶段。</w:t>
+      </w:r>
+    </w:p>
+    <w:p>
+      <w:pPr>
+        <w:ind w:left="170"/>
+        <w:pBdr>
+          <w:left w:val="single" w:sz="18" w:space="4" w:color="1E4620"/>
+        </w:pBdr>
+        <w:shd w:val="clear" w:fill="F2F5FA"/>
+      </w:pPr>
+      <w:r>
+        <w:rPr>
+          <w:b w:val="0"/>
+        </w:rPr>
+        <w:t>[00:48:35.575] 为什么呢？因为长相主要是入出息新生九法句的颜色界的光明，所表现出来的一种颜色，一种现状。所以不少人呢，强调很强调禅相，认为禅相就是光，光越亮，定力就越强，光极明亮，就代表入场的时机到了。所以他们在强制过程中追逐光，把光当成努力的目标，认为光代表了自己的成功的程度……路途习念定力成就的标志不是光有多亮，而是是否已经培育培育起对露出习念，入出息强有力的正念和无常之，从而能够支持心长时间持续的住在这个路书奇所言上。</w:t>
       </w:r>
     </w:p>
     <w:p>
@@ -7767,22 +7752,22 @@
         <w:rPr>
           <w:b w:val="0"/>
         </w:rPr>
-        <w:t>[00:52:12.820] 所以更广泛来讲呢……你在正的禅那的时候，禅相的外观啊，形状、颜色、亮度的相状都不重要，关键在于那个时候新的数字。如果我们这样来理解成像呢，你就不会被光带走，也不会单纯的以光多亮来衡量你是不是成就、进步，以及是不是入场。</w:t>
-      </w:r>
-    </w:p>
-    <w:p>
-      <w:pPr>
-        <w:ind w:left="170"/>
-        <w:pBdr>
-          <w:left w:val="single" w:sz="18" w:space="4" w:color="1E4620"/>
-        </w:pBdr>
-        <w:shd w:val="clear" w:fill="F2F5FA"/>
-      </w:pPr>
-      <w:r>
-        <w:rPr>
-          <w:b w:val="0"/>
-        </w:rPr>
-        <w:t>[00:53:00.390] 啊，在亲自实践里面说，如果长相还只是出现在你面前的远处，则不要管，因为它可能会消失。如果你不去管它，而只是单纯的专注在接触点上的气息，长项就会移进并停留在那里。当长像出现在接触点上，并且趋于稳定，而且长相就是气息，气息就是长像时，也不应太快专注成像，而应继续专注气息。</w:t>
+        <w:t>[00:52:12.820] 所以更广泛来讲呢……你在正的禅那的时候，禅相的外观啊，形状、颜色、亮度的相状都不重要，关键在于那个时候新的数字。如果我们这样来理解禅相呢，你就不会被光带走，也不会单纯的以光多亮来衡量你是不是成就、进步，以及是不是入场。</w:t>
+      </w:r>
+    </w:p>
+    <w:p>
+      <w:pPr>
+        <w:ind w:left="170"/>
+        <w:pBdr>
+          <w:left w:val="single" w:sz="18" w:space="4" w:color="1E4620"/>
+        </w:pBdr>
+        <w:shd w:val="clear" w:fill="F2F5FA"/>
+      </w:pPr>
+      <w:r>
+        <w:rPr>
+          <w:b w:val="0"/>
+        </w:rPr>
+        <w:t>[00:53:00.390] 啊，在亲自实践里面说，如果长相还只是出现在你面前的远处，则不要管，因为它可能会消失。如果你不去管它，而只是单纯的专注在接触点上的气息，长项就会移进并停留在那里。当长像出现在接触点上，并且趋于稳定，而且长相就是气息，气息就是长像时，也不应太快专注禅相，而应继续专注气息。</w:t>
       </w:r>
     </w:p>
     <w:p>
@@ -7865,7 +7850,7 @@
         <w:rPr>
           <w:b w:val="0"/>
         </w:rPr>
-        <w:t>[00:06:45.040] 这个为什么大讲说他会建议我们从路途情面开始呢？因为入途情面啊，它其实就是检验我们内心有没有心动烦恼的试金石。如果你不提炼不上去啊，或许呢，你有方面的因素，但可能性更大的是你有很多烦恼啊，尤其有很多补钙。</w:t>
+        <w:t>[00:06:45.040] 这个为什么大讲说他会建议我们从路途情面开始呢？因为入途情面啊，它其实就是检验我们内心有没有心动烦恼的试金石。如果你不提炼不上去啊，或许呢，你有方面的因素，但可能性更大的是你有很多烦恼啊，尤其有很多五盖。</w:t>
       </w:r>
     </w:p>
     <w:p>
@@ -7970,7 +7955,7 @@
         <w:rPr>
           <w:b w:val="0"/>
         </w:rPr>
-        <w:t>[00:18:43.140] 啊。那么再一个是风大的特向跟这个露出的这个动态，那风大的作用它是推动和支持啊……但是呢，这个风大的这种特向呢，它不是露出席的首样啊，所以我们会要把这个这个动态呢作为他的O出席的所源。</w:t>
+        <w:t>[00:18:43.140] 啊。那么再一个是风大的特向跟这个露出的这个动态，那风大的作用它是推动和支持啊……但是呢，这个风大的这种特向呢，它不是入出息的首样啊，所以我们会要把这个这个动态呢作为他的O出息的所源。</w:t>
       </w:r>
     </w:p>
     <w:p>
@@ -9285,7 +9270,7 @@
         <w:rPr>
           <w:b w:val="0"/>
         </w:rPr>
-        <w:t>[00:28:30.730] 是讲说在此做比库，比库在行走时了知我行走，站立时我了知我站立，坐时了知我坐着，躺卧时了知我躺卧。无论身体所处如何，只是如实的了知。嗯，如此呢，或以身内身随半身而住，或以外身随半身而住啊，那这个是这个我们下一步啊，那所以呢，思维里呢，就是行立坐卧嘛好。那走路的时候知道走路，站的时候知道站着，坐的时候知道坐着，躺卧时候知道躺卧。这是大的，是粗的范畴。</w:t>
+        <w:t>[00:28:30.730] 是讲说在此做比库，比库在行走时了知我行走，站立时我了知我站立，坐时了知我坐着，躺卧时了知我躺卧。无论身体所处如何，只是如实的了知。嗯，如此呢，或以身内身随半身而住，或以外身随半身而住啊，那这个是这个我们下一步啊，那所以呢，四威仪呢，就是行立坐卧嘛好。那走路的时候知道走路，站的时候知道站着，坐的时候知道坐着，躺卧时候知道躺卧。这是大的，是粗的范畴。</w:t>
       </w:r>
     </w:p>
     <w:p>

--- a/交付成果/第三轮修订版/第三轮4周版/读书会18_大念处经精读_4周资料包（第三版修订）/Word版/第1周_殊胜地位与身念处（上）_学员版.docx
+++ b/交付成果/第三轮修订版/第三轮4周版/读书会18_大念处经精读_4周资料包（第三版修订）/Word版/第1周_殊胜地位与身念处（上）_学员版.docx
@@ -1143,7 +1143,7 @@
         <w:rPr>
           <w:b w:val="0"/>
         </w:rPr>
-        <w:t>"诸比库，此一行道，能清净有情，超越愁、悲，灭除苦、忧，得达如理，现证涅槃，此即是四念处。</w:t>
+        <w:t>"诸比库，此一行道，能清净有情，超越愁、悲，灭除苦、忧，证达圣道，现证涅槃，此即是四念处。</w:t>
       </w:r>
     </w:p>
     <w:p>
@@ -1494,7 +1494,7 @@
                 <w:b w:val="0"/>
                 <w:sz w:val="18"/>
               </w:rPr>
-              <w:t>得达如理</w:t>
+              <w:t>证达圣道</w:t>
             </w:r>
           </w:p>
         </w:tc>
@@ -3944,7 +3944,7 @@
         <w:rPr>
           <w:b w:val="0"/>
         </w:rPr>
-        <w:t>[00:02:56.920] 那佛陀讲呢啊，诸比库，这是唯一之道，能亲近有情，超越愁悲，灭除苦忧，得达如理，显圣内槃啊，有七个功德或者七个利益啊。</w:t>
+        <w:t>[00:02:56.920] 那佛陀讲呢啊，诸比库，这是唯一之道，能清净有情，超越愁悲，灭除苦忧，证达圣道，证悟涅槃啊，有七个功德或者七个利益啊。</w:t>
       </w:r>
     </w:p>
     <w:p>
@@ -4139,22 +4139,22 @@
         <w:rPr>
           <w:b w:val="0"/>
         </w:rPr>
-        <w:t>[00:22:58.080] 啊，这个有些写阿多呢讲说啊，这一段呢，就是佛陀做了一个广告啊。什么广告呢？出来出题库，这是唯一之道啊，就提到很高的位置上，这位知道有什么用呢？那清净有情，朝愁悲灭处。有个大陆的线这面啊这个有。七种利益，这是什么东西呢？四面出。啊，那四种呢？</w:t>
-      </w:r>
-    </w:p>
-    <w:p>
-      <w:pPr>
-        <w:ind w:left="170"/>
-        <w:pBdr>
-          <w:left w:val="single" w:sz="18" w:space="4" w:color="1E4620"/>
-        </w:pBdr>
-        <w:shd w:val="clear" w:fill="F2F5FA"/>
-      </w:pPr>
-      <w:r>
-        <w:rPr>
-          <w:b w:val="0"/>
-        </w:rPr>
-        <w:t>[00:23:25.695] 啊，这佛陀讲说在此水库于身随观身而住，热情政治剧烈调伏世间之堪忧啊，随观反而住热诚政治对练啊，不是间者参忧。好，这是讲呃，用四念书，那怎么修呢？就是一个总体的把大量出经的这个内容总括出来啊，这是一个总数。</w:t>
+        <w:t>[00:22:58.080] 啊，这个有些西亚多呢讲说啊，这一段呢，就是佛陀做了一个广告啊。什么广告呢？出来出题库，这是唯一之道啊，就提到很高的位置上，这位知道有什么用呢？那清净有情，朝愁悲灭处。有个大陆的线这面啊这个有。七种利益，这是什么东西呢？四面出。啊，那四种呢？</w:t>
+      </w:r>
+    </w:p>
+    <w:p>
+      <w:pPr>
+        <w:ind w:left="170"/>
+        <w:pBdr>
+          <w:left w:val="single" w:sz="18" w:space="4" w:color="1E4620"/>
+        </w:pBdr>
+        <w:shd w:val="clear" w:fill="F2F5FA"/>
+      </w:pPr>
+      <w:r>
+        <w:rPr>
+          <w:b w:val="0"/>
+        </w:rPr>
+        <w:t>[00:23:25.695] 啊，这佛陀讲说在此比库于身随观身而住，热忱正知具念调伏世间之堪忧啊，随观反而住热忱正知具念啊，不是间者参忧。好，这是讲呃，用四念处，那怎么修呢？就是一个总体的把大念处经的这个内容总括出来啊，这是一个总数。</w:t>
       </w:r>
     </w:p>
     <w:p>
@@ -4371,7 +4371,7 @@
         <w:rPr>
           <w:b w:val="0"/>
         </w:rPr>
-        <w:t>[00:02:41.080] 啊，那受心法呢？这三个呢，它属于名法。啊属于精神部分啊，受呢是受孕到。呃，这个这个心呢，是心识啊，它是五蕴里面那个识啊，识蕴啊，是心念处。那法呢，就其他的心理素质呢，统称为法。这法念处呢，有两个方面来解释，就是所有的因素都是法，就包含了伸缩心法。</w:t>
+        <w:t>[00:02:41.080] 啊，那受心法呢？这三个呢，它属于名法。啊属于精神部分啊，受呢是受蕴。呃，这个这个心呢，是心识啊，它是五蕴里面那个识啊，识蕴啊，是心念处。那法呢，就其他的心理素质呢，统称为法。这法念处呢，有两个方面来解释，就是所有的因素都是法，就包含了伸缩心法。</w:t>
       </w:r>
     </w:p>
     <w:p>
@@ -4650,22 +4650,22 @@
         <w:rPr>
           <w:b w:val="0"/>
         </w:rPr>
-        <w:t>[00:40:30.280] 生种心法四念处，身念处呢，只是从这个身体从物质的部分入手，最后呢，他也是要修所有的名色啊，十六观智都要修的受呢，受念处就是从感受开始，心念处呢，从心开始，好法念处呢，从法开始。那最后。都是要透由这个开始以后见到名色啊，名色分别，然后缘色受之，然后思维之审美随观，幻美随观，然后再这个这个道之果之啊，那都是要这个达成这个角度的好。所以思念处不是仅仅的就是日常行李做卧就这样的观察了啊。</w:t>
-      </w:r>
-    </w:p>
-    <w:p>
-      <w:pPr>
-        <w:ind w:left="170"/>
-        <w:pBdr>
-          <w:left w:val="single" w:sz="18" w:space="4" w:color="1E4620"/>
-        </w:pBdr>
-        <w:shd w:val="clear" w:fill="F2F5FA"/>
-      </w:pPr>
-      <w:r>
-        <w:rPr>
-          <w:b w:val="0"/>
-        </w:rPr>
-        <w:t>[00:41:16.505] 所以如果是按照佛陀讲的大量诸经的思念处呢，就是为什么说它是唯一之道呢，就是从某一个角度入手，最后都证阿拉汉道。啊，但是呢，在我们现在还没有观智啊的情况下呢，我们日常的这种觉察呢，就把它当做正念正知来训练啊。啊，那么现代随观，</w:t>
+        <w:t>[00:40:30.280] 生种心法四念处，身念处呢，只是从这个身体从物质的部分入手，最后呢，他也是要修所有的名色啊，十六观智都要修的受呢，受念处就是从感受开始，心念处呢，从心开始，好法念处呢，从法开始。那最后。都是要透由这个开始以后见到名色啊，名色分别，然后缘色受之，然后思维之生灭随观智，坏灭随观智，然后再这个这个道之果之啊，那都是要这个达成这个角度的好。所以思念处不是仅仅的就是日常行李做卧就这样的观察了啊。</w:t>
+      </w:r>
+    </w:p>
+    <w:p>
+      <w:pPr>
+        <w:ind w:left="170"/>
+        <w:pBdr>
+          <w:left w:val="single" w:sz="18" w:space="4" w:color="1E4620"/>
+        </w:pBdr>
+        <w:shd w:val="clear" w:fill="F2F5FA"/>
+      </w:pPr>
+      <w:r>
+        <w:rPr>
+          <w:b w:val="0"/>
+        </w:rPr>
+        <w:t>[00:41:16.505] 所以如果是按照佛陀讲的大念处经的思念处呢，就是为什么说它是唯一之道呢，就是从某一个角度入手，最后都证阿拉汉道。啊，但是呢，在我们现在还没有观智啊的情况下呢，我们日常的这种觉察呢，就把它当做正念正知来训练啊。啊，那么现代随观，</w:t>
       </w:r>
     </w:p>
     <w:p>
@@ -7317,7 +7317,7 @@
         <w:rPr>
           <w:b w:val="0"/>
         </w:rPr>
-        <w:t>[00:47:05.880] 那第三组六种呢？第十三，心追随过去而陷入散乱是定缘障碍……第十四呢，新期待未来的动摇是新的障碍……第十五呢，是心说多而陷入懈怠，是定的障碍。第十六是心过度策略而陷入调度是定的障碍……第十七呢，是心气向啊乐为是而陷入贪婪，是病的障碍……第十八呢，是新排斥乏味，是而陷入称慧，是定位的障碍。</w:t>
+        <w:t>[00:47:05.880] 那第三组六种呢？第十三，心追随过去而陷入散乱是定缘障碍……第十四呢，新期待未来的动摇是新的障碍……第十五呢，是心掉举多而陷入懈怠，是定的障碍。第十六是心过度精进而陷入掉举是定的障碍……第十七呢，是心气向啊乐为是而陷入贪婪，是病的障碍……第十八呢，是新排斥乏味，是而陷入称慧，是定位的障碍。</w:t>
       </w:r>
     </w:p>
     <w:p>
@@ -7347,7 +7347,7 @@
         <w:rPr>
           <w:b w:val="0"/>
         </w:rPr>
-        <w:t>[00:57:12.720] 第五个呢，是心倾向乐，为时而陷入贪婪，正确的了知他并舍弃贪婪。第六呢，心排斥发为时而向聪慧，正确认知他并舍弃春慧。那要去除贪婪，可以修习不净或是随念，那么要去除嗔灰呢，可以修习慈心。[generated, not original text]</w:t>
+        <w:t>[00:57:12.720] 第五个呢，是心倾向乐，为时而陷入贪婪，正确的了知他并舍弃贪婪。第六呢，心排斥发为时而向瞋恚，正确认知他并舍弃瞋恚。那要去除贪婪，可以修习不净或是随念，那么要去除瞋恚呢，可以修习慈心。[generated, not original text]</w:t>
       </w:r>
     </w:p>
     <w:p>
@@ -7430,7 +7430,7 @@
         <w:rPr>
           <w:b w:val="0"/>
         </w:rPr>
-        <w:t>[00:48:01.460] 好第十五呢，是心说多而陷入懈怠，是定的障碍。第十六是心过度策略而陷入调度是定的障碍。那么，上述这两者呢，前者呢，是讲由于精进不够，心变得懒惰懈怠啊，或者是由于精进过强心变得躁动啊……要保持适度的精进平静，精进根和定根很重要。</w:t>
+        <w:t>[00:48:01.460] 好第十五呢，是心掉举多而陷入懈怠，是定的障碍。第十六是心过度精进而陷入掉举是定的障碍。那么，上述这两者呢，前者呢，是讲由于精进不够，心变得懒惰懈怠啊，或者是由于精进过强心变得躁动啊……要保持适度的精进平静，精进根和定根很重要。</w:t>
       </w:r>
     </w:p>
     <w:p>
@@ -7483,7 +7483,7 @@
         <w:rPr>
           <w:b w:val="0"/>
         </w:rPr>
-        <w:t>[00:55:12.230] 不想禅修的时候呢，就要通过鼓励心从而放弃懈怠，以及培养起择法觉支、喜觉支和精进觉支……担心精进过度的时候呢，就应该培养心安定和色觉知念觉支呢，这两种情况都适用啊。</w:t>
+        <w:t>[00:55:12.230] 不想禅修的时候呢，就要通过鼓励心从而放弃懈怠，以及培养起择法觉支、喜觉支和精进觉支……担心精进过度的时候呢，就应该培养心安定和轻安觉支念觉支呢，这两种情况都适用啊。</w:t>
       </w:r>
     </w:p>
     <w:p>

--- a/交付成果/第三轮修订版/第三轮4周版/读书会18_大念处经精读_4周资料包（第三版修订）/Word版/第1周_殊胜地位与身念处（上）_学员版.docx
+++ b/交付成果/第三轮修订版/第三轮4周版/读书会18_大念处经精读_4周资料包（第三版修订）/Word版/第1周_殊胜地位与身念处（上）_学员版.docx
@@ -3929,7 +3929,7 @@
         <w:rPr>
           <w:b w:val="0"/>
         </w:rPr>
-        <w:t>[00:01:49.160] 啊，昨天呢，我们学习到了。啊。这个。啊关于一行道啊啊。好像都说呢。啊，他根据佛陀的啊。这个。啊，经典和阿难尊者的比喻呢，啊，说这个一行道呢，其实也是一道嘛，那也可以把它翻译成是唯一之门，或者是唯一之道，就A卡亚罗马啊，可以把它翻译成是唯一之道啊。所以他好写，都有一本小册子呢，就是政务涅槃的唯一指导。啊所以从一行啊到一，其实呢，也确实呢，说明啊，对于四念处呢，不管我们修习任何的法门啊，最后呢，他都是要回归到四念处啊。</w:t>
+        <w:t>[00:01:49.160] 啊，昨天呢，我们学习到了。啊。这个。啊关于一行道啊啊。好像都说呢。啊，他根据佛陀的啊。这个。啊，经典和阿难尊者的比喻呢，啊，说这个一行道呢，其实也是一道嘛，那也可以把它翻译成是唯一之门，或者是唯一之道，就A卡亚罗马啊，可以把它翻译成是唯一之道啊。所以他好写，都有一本小册子呢，就是《证悟涅槃的唯一之道》。啊所以从一行啊到一，其实呢，也确实呢，说明啊，对于四念处呢，不管我们修习任何的法门啊，最后呢，他都是要回归到四念处啊。</w:t>
       </w:r>
     </w:p>
     <w:p>
@@ -3989,52 +3989,52 @@
         <w:rPr>
           <w:b w:val="0"/>
         </w:rPr>
-        <w:t>[00:15:41.800] 然后他的老师呢，叫呃这个小苏玛啊啊小苏玛三藏长老，但两个都是能够背诵三藏的长老啊，他就说呢，说念处之道呢，是合行道，他的意思呢，就是四念处是间世间法和世间法的修行道。啊，</w:t>
-      </w:r>
-    </w:p>
-    <w:p>
-      <w:pPr>
-        <w:ind w:left="170"/>
-        <w:pBdr>
-          <w:left w:val="single" w:sz="18" w:space="4" w:color="1E4620"/>
-        </w:pBdr>
-        <w:shd w:val="clear" w:fill="F2F5FA"/>
-      </w:pPr>
-      <w:r>
-        <w:rPr>
-          <w:b w:val="0"/>
-        </w:rPr>
-        <w:t>[00:16:19.420] 就这个小苏玛这个长老呢，他这个老师啊在一天呢在去。这个御史的路上，他就思维这件事情，然后他就开始背诵这个四念处大念处经的经文。当他送到说佛陀讲说诸比库如此修行四念处七年的人啊，然后就是几个七个月啊，七天啊这样的那一段最后的经文的时候呢，他得出一个结论啊。说出世间道，道心升起之后呢，他不可能一直处在道心之中持续七年之久，因为道心只升起一次啊，维持一个心智刹那而已啊。</w:t>
-      </w:r>
-    </w:p>
-    <w:p>
-      <w:pPr>
-        <w:ind w:left="170"/>
-        <w:pBdr>
-          <w:left w:val="single" w:sz="18" w:space="4" w:color="1E4620"/>
-        </w:pBdr>
-        <w:shd w:val="clear" w:fill="F2F5FA"/>
-      </w:pPr>
-      <w:r>
-        <w:rPr>
-          <w:b w:val="0"/>
-        </w:rPr>
-        <w:t>[00:17:32.930] 那么在开始要开始的时候呢，这个阿老师小苏玛长老呢就来到讲堂，站在这个讲台的后面。那么，当这个小龙长老念诵啊，开讲的这个偈颂啊，我们讲说number啊，这样的哈，或者礼敬佛陀这样，那么他的老师呢啊，就以所有人都能听得见的声音跟他说说这个前有阿无说啊，这个小龙啊，小龙长老就问什么老师呃什么事呢？反对啊。他老师说我所说的练术之道是核心道是不正确的，你所说的练术之道是前行道是正确的啊，那就是等于说他的老师当着所有人的面啊，向他的学生啊，这个承认他的错误。</w:t>
-      </w:r>
-    </w:p>
-    <w:p>
-      <w:pPr>
-        <w:ind w:left="170"/>
-        <w:pBdr>
-          <w:left w:val="single" w:sz="18" w:space="4" w:color="1E4620"/>
-        </w:pBdr>
-        <w:shd w:val="clear" w:fill="F2F5FA"/>
-      </w:pPr>
-      <w:r>
-        <w:rPr>
-          <w:b w:val="0"/>
-        </w:rPr>
-        <w:t>[00:18:21.340] 所以古代的长老们呢？他们不会这个？有这种师徒之见啊，我们像大孝之见啊，那他也不能互相嫉妒啊。啊，他不会像握紧这个艺术甘蔗那样的固执自己的见解啊。啊，他们总是采取正确的合理的见解，而去舍弃不合理的见解。</w:t>
+        <w:t>[00:15:41.800] 然后他的老师呢，叫呃这个小苏玛啊啊小苏玛三藏长老，但两个都是能够背诵三藏的长老啊，他就说呢，说念处之道呢，是并行道，他的意思呢，就是四念处是兼世间行道与出世间行道的修行道。啊，</w:t>
+      </w:r>
+    </w:p>
+    <w:p>
+      <w:pPr>
+        <w:ind w:left="170"/>
+        <w:pBdr>
+          <w:left w:val="single" w:sz="18" w:space="4" w:color="1E4620"/>
+        </w:pBdr>
+        <w:shd w:val="clear" w:fill="F2F5FA"/>
+      </w:pPr>
+      <w:r>
+        <w:rPr>
+          <w:b w:val="0"/>
+        </w:rPr>
+        <w:t>[00:16:19.420] 就这个小苏玛这个长老呢，他这个老师啊在一天呢在去。前往浴室的路上，他就思维这件事情，然后他就开始背诵这个四念处大念处经的经文。当他送到说佛陀讲说诸比库如此修行四念处七年的人啊，然后就是几个七个月啊，七天啊这样的那一段最后的经文的时候呢，他得出一个结论啊。说出世间道，道心升起之后呢，他不可能一直处在道心之中持续七年之久，因为道心只升起一次啊，维持一个心智刹那而已啊。</w:t>
+      </w:r>
+    </w:p>
+    <w:p>
+      <w:pPr>
+        <w:ind w:left="170"/>
+        <w:pBdr>
+          <w:left w:val="single" w:sz="18" w:space="4" w:color="1E4620"/>
+        </w:pBdr>
+        <w:shd w:val="clear" w:fill="F2F5FA"/>
+      </w:pPr>
+      <w:r>
+        <w:rPr>
+          <w:b w:val="0"/>
+        </w:rPr>
+        <w:t>[00:17:32.930] 那么在开始要开始的时候呢，这个阿老师小苏玛长老呢就来到讲堂，站在这个讲台的后面。那么，当这个小龙长老念诵啊，开讲的这个偈颂啊，我们讲说number啊，这样的哈，或者礼敬佛陀这样，那么他的老师呢啊，就以所有人都能听得见的声音跟他说「贤友」啊，这个小龙啊，小龙长老就问什么老师呃什么事呢？反对啊。他老师说我所说的念处之道是并行道是不正确的，你所说的念处之道是前行道是正确的啊，那就是等于说他的老师当着所有人的面啊，向他的学生啊，这个承认他的错误。</w:t>
+      </w:r>
+    </w:p>
+    <w:p>
+      <w:pPr>
+        <w:ind w:left="170"/>
+        <w:pBdr>
+          <w:left w:val="single" w:sz="18" w:space="4" w:color="1E4620"/>
+        </w:pBdr>
+        <w:shd w:val="clear" w:fill="F2F5FA"/>
+      </w:pPr>
+      <w:r>
+        <w:rPr>
+          <w:b w:val="0"/>
+        </w:rPr>
+        <w:t>[00:18:21.340] 所以古代的长老们呢？他们不会这个？有这种师徒之见啊，他们不会相互嫉恨，也不互相嫉妒啊。啊，他不会像抱紧一捆甘蔗那般固执己见啊。啊，他们总是采取正确的合理的见解，而去舍弃不合理的见解。</w:t>
       </w:r>
     </w:p>
     <w:p>
@@ -4064,22 +4064,22 @@
         <w:rPr>
           <w:b w:val="0"/>
         </w:rPr>
-        <w:t>[00:04:23.840] 可能啊。那么，所谓的清净友情呢，是指净化有情的心啊，而不是净化我们的身体啊。</w:t>
-      </w:r>
-    </w:p>
-    <w:p>
-      <w:pPr>
-        <w:ind w:left="170"/>
-        <w:pBdr>
-          <w:left w:val="single" w:sz="18" w:space="4" w:color="1E4620"/>
-        </w:pBdr>
-        <w:shd w:val="clear" w:fill="F2F5FA"/>
-      </w:pPr>
-      <w:r>
-        <w:rPr>
-          <w:b w:val="0"/>
-        </w:rPr>
-        <w:t>[00:04:33.720] 佛陀呢，并不是啊啊，这个佛陀讲呢，众生。啊，佛陀是这样说的，呃，众生呢，由于内心的污染而污染，那是由于心的清净，而众生能够清净。那么这个是具足一切资质的佛陀所教导的。那么这里的清净呢，我们也知道，它是指净化我们内心的烦恼啊。</w:t>
+        <w:t>[00:04:23.840] 可能啊。那么，所谓的清净有情呢，是指净化有情的心啊，而不是净化我们的身体啊。</w:t>
+      </w:r>
+    </w:p>
+    <w:p>
+      <w:pPr>
+        <w:ind w:left="170"/>
+        <w:pBdr>
+          <w:left w:val="single" w:sz="18" w:space="4" w:color="1E4620"/>
+        </w:pBdr>
+        <w:shd w:val="clear" w:fill="F2F5FA"/>
+      </w:pPr>
+      <w:r>
+        <w:rPr>
+          <w:b w:val="0"/>
+        </w:rPr>
+        <w:t>[00:04:33.720] 佛陀呢，并不是啊啊，这个佛陀讲呢，众生。啊，佛陀是这样说的，呃，众生呢，由于内心的污染而污染，那是由于心的清净，而众生能够清净。那么这个是具足一切知智的佛陀所教导的。那么这里的清净呢，我们也知道，它是指净化我们内心的烦恼啊。</w:t>
       </w:r>
     </w:p>
     <w:p>
@@ -4154,7 +4154,7 @@
         <w:rPr>
           <w:b w:val="0"/>
         </w:rPr>
-        <w:t>[00:23:25.695] 啊，这佛陀讲说在此比库于身随观身而住，热忱正知具念调伏世间之堪忧啊，随观反而住热忱正知具念啊，不是间者参忧。好，这是讲呃，用四念处，那怎么修呢？就是一个总体的把大念处经的这个内容总括出来啊，这是一个总数。</w:t>
+        <w:t>[00:23:25.695] 啊，这佛陀讲说在此比库于身随观身而住，热忱正知具念调伏世间之贪忧啊，于受随观受而住热忱正知具念啊，调伏世间之贪忧。好，这是讲呃，用四念处，那怎么修呢？就是一个总体的把大念处经的这个内容总括出来啊，这是一个总数。</w:t>
       </w:r>
     </w:p>
     <w:p>
@@ -4356,7 +4356,7 @@
         <w:rPr>
           <w:b w:val="0"/>
         </w:rPr>
-        <w:t>[00:02:00.240] 啊，在佛陀的教法里面呢。这个正念呢，就分为四种啊。啊。那这个身念处呢，啊，这个是色法相关的，主要是色法相关的是身念处啊。这个这设法呢，也叫卡亚啊。啊，那么身念处呢，叫卡亚萨蒂法萨那所以它是对卡亚是身体咯，对身水观啊，就是身念处，主要是对色法层面上的这种觉察呢，都被列为叫身念处。</w:t>
+        <w:t>[00:02:00.240] 啊，在佛陀的教法里面呢。这个正念呢，就分为四种啊。啊。那这个身念处呢，啊，这个是色法相关的，主要是色法相关的是身念处啊。这个这设法呢，也叫卡亚啊。啊，那么身念处呢，叫卡亚萨蒂法萨那所以它是对卡亚是身体咯，对身随观啊，就是身念处，主要是对色法层面上的这种觉察呢，都被列为叫身念处。</w:t>
       </w:r>
     </w:p>
     <w:p>
@@ -4386,22 +4386,22 @@
         <w:rPr>
           <w:b w:val="0"/>
         </w:rPr>
-        <w:t>[00:04:29.240] 在佛陀教导的这种四念处里面，我们讲到有二十一种修四念处的方法，在大念初经里面讲到了二十一种，其中身念处呢，就是十四种了啊，身念处包括入出息念。啊四种威仪，然后四种正知。啊然后是厌恶想啊就是三十六声风。</w:t>
-      </w:r>
-    </w:p>
-    <w:p>
-      <w:pPr>
-        <w:ind w:left="170"/>
-        <w:pBdr>
-          <w:left w:val="single" w:sz="18" w:space="4" w:color="1E4620"/>
-        </w:pBdr>
-        <w:shd w:val="clear" w:fill="F2F5FA"/>
-      </w:pPr>
-      <w:r>
-        <w:rPr>
-          <w:b w:val="0"/>
-        </w:rPr>
-        <w:t>[00:04:53.300] 啊，那么第五种到第十三种呢，就是坟场观。啊。那它总共有九种啊，第十四种呢是界差别，那这些呢，都称为叫正念处。那受念处就是一种就是观受啊，这是受是一种心说。那有时候呢，它也可以分为啊九种啊。然后九种，其实它还是从受扩展成这种这个啊这个身体的苦受乐受苦苦乐受。啊，然后呢，心的乐受忧受啊，不苦不乐受。啊，然后加上三种合起来的那个就叫做啊，就身心合起来的啊这种呢，就是叫做啊，这个合起来就有九种了啊。</w:t>
+        <w:t>[00:04:29.240] 在佛陀教导的这种四念处里面，我们讲到有二十一种修四念处的方法，在大念初经里面讲到了二十一种，其中身念处呢，就是十四种了啊，身念处包括入出息念。啊四种威仪，然后四种正知。啊然后是厌恶作意啊，就是三十二身分。</w:t>
+      </w:r>
+    </w:p>
+    <w:p>
+      <w:pPr>
+        <w:ind w:left="170"/>
+        <w:pBdr>
+          <w:left w:val="single" w:sz="18" w:space="4" w:color="1E4620"/>
+        </w:pBdr>
+        <w:shd w:val="clear" w:fill="F2F5FA"/>
+      </w:pPr>
+      <w:r>
+        <w:rPr>
+          <w:b w:val="0"/>
+        </w:rPr>
+        <w:t>[00:04:53.300] 啊，那么第五种到第十三种呢，就是坟场观。啊。那它总共有九种啊，第十四种呢是界差别，那这些呢，都称为叫正念处。那受念处就是一种就是观受啊，这是受是一种心所。那有时候呢，它也可以分为啊九种啊。然后九种，其实它还是从受扩展成这种这个啊这个身体的苦受、乐受、不苦不乐受。啊，然后呢，心的乐受忧受啊，不苦不乐受。啊，然后加上三种合起来的那个就叫做啊，就身心合起来的啊这种呢，就是叫做啊，这个合起来就有九种了啊。</w:t>
       </w:r>
     </w:p>
     <w:p>
@@ -4431,7 +4431,7 @@
         <w:rPr>
           <w:b w:val="0"/>
         </w:rPr>
-        <w:t>[00:06:23.060] 好八天术呢，就是五盖五取应蛇处气血之是生地啊，这样的一个。啊这些内容了啊。</w:t>
+        <w:t>[00:06:23.060] 好，法念处呢，就是五盖、五取蕴、十二处、七觉支、四圣谛啊，这样的一个。啊这些内容了啊。</w:t>
       </w:r>
     </w:p>
     <w:p>
@@ -4650,7 +4650,7 @@
         <w:rPr>
           <w:b w:val="0"/>
         </w:rPr>
-        <w:t>[00:40:30.280] 生种心法四念处，身念处呢，只是从这个身体从物质的部分入手，最后呢，他也是要修所有的名色啊，十六观智都要修的受呢，受念处就是从感受开始，心念处呢，从心开始，好法念处呢，从法开始。那最后。都是要透由这个开始以后见到名色啊，名色分别，然后缘色受之，然后思维之生灭随观智，坏灭随观智，然后再这个这个道之果之啊，那都是要这个达成这个角度的好。所以思念处不是仅仅的就是日常行李做卧就这样的观察了啊。</w:t>
+        <w:t>[00:40:30.280] 生种心法四念处，身念处呢，只是从这个身体从物质的部分入手，最后呢，他也是要修所有的名色啊，十六观智都要修的受呢，受念处就是从感受开始，心念处呢，从心开始，好法念处呢，从法开始。那最后。都是要透由这个开始以后见到名色啊，名色分别，然后缘摄受智，然后思惟智、生灭随观智，坏灭随观智，然后再道智、果智，那都是要这个达成这个角度的好。所以思念处不是仅仅的就是日常行李做卧就这样的观察了啊。</w:t>
       </w:r>
     </w:p>
     <w:p>
@@ -4695,7 +4695,7 @@
         <w:rPr>
           <w:b w:val="0"/>
         </w:rPr>
-        <w:t>[00:23:39.140] 啊，所以这个是陆书席呢，给大家这个有一些复习吧，我们了解一下啊，这个四念珠啊这个。啊这个身念处呢，它总是从这个啊。这个。入出息念开始了啊，对，就包含入出息念了。所以这个入数其三法，我们讲下入基数其三法，要知道啊，什么叫一心之二法，什么叫一心之三法，怎么去把握与平衡三法就是刚才讲的内容。</w:t>
+        <w:t>[00:23:39.140] 啊，所以这个是入出息呢，给大家这个有一些复习吧，我们了解一下啊，这个四念处啊这个。啊这个身念处呢，它总是从这个啊。这个。入出息念开始了啊，对，就包含入出息念了。所以这个入数其三法，我们讲下入基数其三法，要知道啊，什么叫一心之二法，什么叫一心之三法，怎么去把握与平衡三法就是刚才讲的内容。</w:t>
       </w:r>
     </w:p>
     <w:p>
@@ -6962,22 +6962,22 @@
         <w:rPr>
           <w:b w:val="0"/>
         </w:rPr>
-        <w:t>[00:01:30.060] ……在清净道道里面呢。啊，这个对入户洗衣店这个业处啊。它是包括了修辞和修画。所以他讲到了八种作业的方法啊。第一个呢就是数啊，第二个是水，第三个是处，第四个是安住。第五个呢是观察，第六是环灭，第七个是遍记。第八呢是法观。</w:t>
-      </w:r>
-    </w:p>
-    <w:p>
-      <w:pPr>
-        <w:ind w:left="170"/>
-        <w:pBdr>
-          <w:left w:val="single" w:sz="18" w:space="4" w:color="1E4620"/>
-        </w:pBdr>
-        <w:shd w:val="clear" w:fill="F2F5FA"/>
-      </w:pPr>
-      <w:r>
-        <w:rPr>
-          <w:b w:val="0"/>
-        </w:rPr>
-        <w:t>[00:02:36.000] 那么这里面八个这个注意方法呢，其中前面四分啊，是针对路出行面列出心质的部分而言。后面一个呢，是徐欢啊。那对修观成就道路的角度上来讲，其实通过入出息念，最终可以一直这得到。那现阶段我们是学习啊，前面是种作用，就是修复的阶段部分。</w:t>
+        <w:t>[00:01:30.060] ……在清净道道里面呢。啊，这个对入户洗衣店这个业处啊。它是包括了修定和修观。所以他讲到了八种作业的方法啊。第一个呢就是数啊，第二个是水，第三个是处，第四个是安住。第五个呢是观察，第六是还灭，第七个是遍净。第八呢是反观。</w:t>
+      </w:r>
+    </w:p>
+    <w:p>
+      <w:pPr>
+        <w:ind w:left="170"/>
+        <w:pBdr>
+          <w:left w:val="single" w:sz="18" w:space="4" w:color="1E4620"/>
+        </w:pBdr>
+        <w:shd w:val="clear" w:fill="F2F5FA"/>
+      </w:pPr>
+      <w:r>
+        <w:rPr>
+          <w:b w:val="0"/>
+        </w:rPr>
+        <w:t>[00:02:36.000] 那么这里面八个这个注意方法呢，其中前面四分啊，是针对路出行面列出心质的部分而言。后面四个呢，是修观啊。那对修观成就道路的角度上来讲，其实通过入出息念，最终可以一直这得到。那现阶段我们是学习啊，前面是种作用，就是修复的阶段部分。</w:t>
       </w:r>
     </w:p>
     <w:p>
@@ -7000,7 +7000,7 @@
         <w:rPr>
           <w:b w:val="0"/>
         </w:rPr>
-        <w:t>[00:03:13.765] 初学者呢，应首先以数来作为一提练……他说都应该每次主题啊都应该少于。那么最多呢不能多于十啊，也不应该在中间跳出，比如说一三五七二四六八点啊啊，所以这个暑期呢，首先要避免这三个作品。</w:t>
+        <w:t>[00:03:13.765] 初学者呢，应首先以数来作为一提练……他说每次数不应少于五，最多不能多于十啊，也不应该在中间跳出，比如说一三五七二四六八点啊啊，所以这个数息呢，首先要避免这三种过失。</w:t>
       </w:r>
     </w:p>
     <w:p>
@@ -7113,7 +7113,7 @@
         <w:rPr>
           <w:b w:val="0"/>
         </w:rPr>
-        <w:t>[00:11:18.580] 那第二个呢，就是水啊。这个随呢，就是那个我们讲属数啊，一直的意思，它是跟随随行的意思啊，也就是说，禅修者呢，这个他不不数数啊，刚才是数数嘛，哈，它不数数呢，也能够持久的恋于入世出息的状态啊，也是可以不再使用呼气法。</w:t>
+        <w:t>[00:11:18.580] 那第二个呢，就是随啊。这个随呢，就是那个我们讲属数啊，一直的意思，它是跟随随行的意思啊，也就是说，禅修者呢，这个他不不数数啊，刚才是数数嘛，哈，它不数数呢，也能够持久的恋于入世出息的状态啊，也是可以不再使用呼气法。</w:t>
       </w:r>
     </w:p>
     <w:p>
@@ -7151,37 +7151,37 @@
         <w:rPr>
           <w:b w:val="0"/>
         </w:rPr>
-        <w:t>[00:13:44.180] 第三个是处。触呢，是指不出习的所处的触点。我们经常讲寸触处。啊，那这个对错的多义呢，它有两种情况。</w:t>
-      </w:r>
-    </w:p>
-    <w:p>
-      <w:pPr>
-        <w:ind w:left="170"/>
-        <w:pBdr>
-          <w:left w:val="single" w:sz="18" w:space="4" w:color="1E4620"/>
-        </w:pBdr>
-        <w:shd w:val="clear" w:fill="F2F5FA"/>
-      </w:pPr>
-      <w:r>
-        <w:rPr>
-          <w:b w:val="0"/>
-        </w:rPr>
-        <w:t>[00:15:00.120] 去喝茶，去要茶杯啊。那这个茶杯呢，不是喝茶人品茶的内容。嗯，茶杯不是你吃的东西，是茶杯里面的那个茶水，才是你的品尝的内容……所以呢，我们对这个触点呢不需要有过度的分析认知啊，说我应该怎么样啊，而是在这个地方，你去找到说哦，或者你是自然觉知这个地方是陆不脐发生的地方啊，这个地方一定有陆不脐。</w:t>
-      </w:r>
-    </w:p>
-    <w:p>
-      <w:pPr>
-        <w:ind w:left="170"/>
-        <w:pBdr>
-          <w:left w:val="single" w:sz="18" w:space="4" w:color="1E4620"/>
-        </w:pBdr>
-        <w:shd w:val="clear" w:fill="F2F5FA"/>
-      </w:pPr>
-      <w:r>
-        <w:rPr>
-          <w:b w:val="0"/>
-        </w:rPr>
-        <w:t>[00:16:09.820] 这个著书里面讲的这个波折啊……城门的门卫的比喻啊……所以那么就是我们的心态，就像那个改造一样，我只是在这边等着。然后，他进去的人不管，出来的人也不管。他只知道经过这个地方。</w:t>
+        <w:t>[00:13:44.180] 第三个是触。触呢，是指入出息所触的触点。我们经常讲触处。啊，那这个对错的多义呢，它有两种情况。</w:t>
+      </w:r>
+    </w:p>
+    <w:p>
+      <w:pPr>
+        <w:ind w:left="170"/>
+        <w:pBdr>
+          <w:left w:val="single" w:sz="18" w:space="4" w:color="1E4620"/>
+        </w:pBdr>
+        <w:shd w:val="clear" w:fill="F2F5FA"/>
+      </w:pPr>
+      <w:r>
+        <w:rPr>
+          <w:b w:val="0"/>
+        </w:rPr>
+        <w:t>[00:15:00.120] 去喝茶，去要茶杯啊。那这个茶杯呢，不是喝茶人品茶的内容。嗯，茶杯不是你吃的东西，是茶杯里面的那个茶水，才是你的品尝的内容……所以呢，我们对这个触点呢不需要有过度的分析认知啊，说我应该怎么样啊，而是在这个地方，你去找到说哦，或者你是自然觉知这个地方是呼吸发生的地方啊，这个地方一定有呼吸。</w:t>
+      </w:r>
+    </w:p>
+    <w:p>
+      <w:pPr>
+        <w:ind w:left="170"/>
+        <w:pBdr>
+          <w:left w:val="single" w:sz="18" w:space="4" w:color="1E4620"/>
+        </w:pBdr>
+        <w:shd w:val="clear" w:fill="F2F5FA"/>
+      </w:pPr>
+      <w:r>
+        <w:rPr>
+          <w:b w:val="0"/>
+        </w:rPr>
+        <w:t>[00:16:09.820] 这个著书里面讲的这个波折啊……城门的门卫的比喻啊……所以那么就是我们的心态，就像那个门卫一样，我只是在这边等着。然后，他进去的人不管，出来的人也不管。他只知道经过这个地方。</w:t>
       </w:r>
     </w:p>
     <w:p>
@@ -7219,7 +7219,7 @@
         <w:rPr>
           <w:b w:val="0"/>
         </w:rPr>
-        <w:t>[00:18:17.615] 清净高中他这个引用下载三法的时候呢，是这么说，在此一为入息所然心，一为初心所缘心，另一为相所缘心。没有此三法者，则他的业数既不能到达安止，也不能到达净心。</w:t>
+        <w:t>[00:18:17.615] 清净道论他这个引用无碍解道三法的时候呢，是这么说，在此一为入息所然心，一为出息所缘心，另一为相所缘心。没有此三法者，则他的业数既不能到达安止，也不能到达净心。</w:t>
       </w:r>
     </w:p>
     <w:p>
@@ -7317,7 +7317,7 @@
         <w:rPr>
           <w:b w:val="0"/>
         </w:rPr>
-        <w:t>[00:47:05.880] 那第三组六种呢？第十三，心追随过去而陷入散乱是定缘障碍……第十四呢，新期待未来的动摇是新的障碍……第十五呢，是心掉举多而陷入懈怠，是定的障碍。第十六是心过度精进而陷入掉举是定的障碍……第十七呢，是心气向啊乐为是而陷入贪婪，是病的障碍……第十八呢，是新排斥乏味，是而陷入称慧，是定位的障碍。</w:t>
+        <w:t>[00:47:05.880] 那第三组六种呢？第十三，心追随过去而陷入散乱是定缘障碍……第十四呢，新期待未来的动摇是新的障碍……第十五呢，是心掉举多而陷入懈怠，是定的障碍。第十六是心过度精进而陷入掉举是定的障碍……第十七呢，是心倾向乐味而陷入贪欲，是病的障碍……第十八呢，是心排斥乏味，而陷入瞋恚，是定位的障碍。</w:t>
       </w:r>
     </w:p>
     <w:p>
@@ -7468,7 +7468,7 @@
         <w:rPr>
           <w:b w:val="0"/>
         </w:rPr>
-        <w:t>[00:54:57.120] 第三呢，是心说说而陷入借贷，设立它并舍弃借贷。第四呢，是心过度设立而陷入掉举，抑制它并舍弃掉举。</w:t>
+        <w:t>[00:54:57.120] 第三呢，是心昏沉而陷入懈怠，设立它并舍弃借贷。第四呢，是心过度设立而陷入掉举，抑制它并舍弃掉举。</w:t>
       </w:r>
     </w:p>
     <w:p>
@@ -7647,7 +7647,7 @@
         <w:rPr>
           <w:b w:val="0"/>
         </w:rPr>
-        <w:t>[00:44:27.840] 这个在艺术里面提到，鼻下和上唇相是这个初学者的预作相……当定力稍微增强的时候呢，在鼻孔出口处附近通常会出现烟灰色，这种烟灰色也会被称为玉作相。</w:t>
+        <w:t>[00:44:27.840] 这个在清净道论里面提到，鼻下上唇相是这个初学者的预作相……当定力稍微增强的时候呢，在鼻孔出口处附近通常会出现烟灰色，这种烟灰色也会被称为玉作相。</w:t>
       </w:r>
     </w:p>
     <w:p>
@@ -7722,7 +7722,7 @@
         <w:rPr>
           <w:b w:val="0"/>
         </w:rPr>
-        <w:t>[00:48:35.575] 为什么呢？因为长相主要是入出息新生九法句的颜色界的光明，所表现出来的一种颜色，一种现状。所以不少人呢，强调很强调禅相，认为禅相就是光，光越亮，定力就越强，光极明亮，就代表入场的时机到了。所以他们在强制过程中追逐光，把光当成努力的目标，认为光代表了自己的成功的程度……路途习念定力成就的标志不是光有多亮，而是是否已经培育培育起对露出习念，入出息强有力的正念和无常之，从而能够支持心长时间持续的住在这个路书奇所言上。</w:t>
+        <w:t>[00:48:35.575] 为什么呢？因为长相主要是入出息新生九法句的颜色界的光明，所表现出来的一种颜色，一种现状。所以不少人呢，强调很强调禅相，认为禅相就是光，光越亮，定力就越强，光极明亮，就代表入场的时机到了。所以他们在强制过程中追逐光，把光当成努力的目标，认为光代表了自己的成功的程度……入出息念定力成就的标志不是光有多亮，而是是否已经培育培育起对露出习念，入出息强有力的正念和无常之，从而能够支持心长时间持续的住在这个路书奇所言上。</w:t>
       </w:r>
     </w:p>
     <w:p>
@@ -7835,22 +7835,22 @@
         <w:rPr>
           <w:b w:val="0"/>
         </w:rPr>
-        <w:t>[00:06:29.280] 那第二个呢，就是很重要，就是我们要搞清楚自己的概，就是影响我们禅修的主要的栏目是什么。那么我们专门术语就叫改啊。</w:t>
-      </w:r>
-    </w:p>
-    <w:p>
-      <w:pPr>
-        <w:ind w:left="170"/>
-        <w:pBdr>
-          <w:left w:val="single" w:sz="18" w:space="4" w:color="1E4620"/>
-        </w:pBdr>
-        <w:shd w:val="clear" w:fill="F2F5FA"/>
-      </w:pPr>
-      <w:r>
-        <w:rPr>
-          <w:b w:val="0"/>
-        </w:rPr>
-        <w:t>[00:06:45.040] 这个为什么大讲说他会建议我们从路途情面开始呢？因为入途情面啊，它其实就是检验我们内心有没有心动烦恼的试金石。如果你不提炼不上去啊，或许呢，你有方面的因素，但可能性更大的是你有很多烦恼啊，尤其有很多五盖。</w:t>
+        <w:t>[00:06:29.280] 那第二个呢，就是很重要，就是我们要搞清楚自己的概，就是影响我们禅修的主要是什么。那么我们专门术语就叫「盖」啊。</w:t>
+      </w:r>
+    </w:p>
+    <w:p>
+      <w:pPr>
+        <w:ind w:left="170"/>
+        <w:pBdr>
+          <w:left w:val="single" w:sz="18" w:space="4" w:color="1E4620"/>
+        </w:pBdr>
+        <w:shd w:val="clear" w:fill="F2F5FA"/>
+      </w:pPr>
+      <w:r>
+        <w:rPr>
+          <w:b w:val="0"/>
+        </w:rPr>
+        <w:t>[00:06:45.040] 这个他为何建议我们从入出息念开始呢？因为入途情面啊，它其实就是检验我们内心有没有心动烦恼的试金石。如果你不提炼不上去啊，或许呢，你有方面的因素，但可能性更大的是你有很多烦恼啊，尤其有很多五盖。</w:t>
       </w:r>
     </w:p>
     <w:p>
@@ -7910,7 +7910,7 @@
         <w:rPr>
           <w:b w:val="0"/>
         </w:rPr>
-        <w:t>[00:13:57.020] 那第五一个呢，就是我们要知道，我们陆主席的果园呢，自始至终都是陆主席的概念……那第五一个呢，第六一个呢，就是不要望文解义啊。</w:t>
+        <w:t>[00:13:57.020] 那第五一个呢，就是我们要知道，我们入出息的所缘呢，自始至终都是入出息的概念……那第五一个呢，第六一个呢，就是不要望文解义啊。</w:t>
       </w:r>
     </w:p>
     <w:p>
@@ -7955,7 +7955,7 @@
         <w:rPr>
           <w:b w:val="0"/>
         </w:rPr>
-        <w:t>[00:18:43.140] 啊。那么再一个是风大的特向跟这个露出的这个动态，那风大的作用它是推动和支持啊……但是呢，这个风大的这种特向呢，它不是入出息的首样啊，所以我们会要把这个这个动态呢作为他的O出息的所源。</w:t>
+        <w:t>[00:18:43.140] 啊。那么再一个是风大的特向跟这个露出的这个动态，那风大的作用它是推动和支持啊……但是呢，这个风大的这种特向呢，它不是入出息的所缘啊，所以我们会要把这个这个动态呢作为入出息的所缘。</w:t>
       </w:r>
     </w:p>
     <w:p>
@@ -7985,7 +7985,7 @@
         <w:rPr>
           <w:b w:val="0"/>
         </w:rPr>
-        <w:t>[00:42:17.635] 所以第九一个呢，就是我们要知道什么是清净舍。精进舍呢，就是刚才讲的那个正精进啊，也是舍觉知的这个这个一一种表现啊，也就是说，你要找到一个用功的一种中道啊，你每一天用功的通道以及持续用功的通道啊。[generated, not original text]</w:t>
+        <w:t>[00:42:17.635] 所以第九一个呢，就是我们要知道什么是清净舍。精进舍呢，就是刚才讲的那个正精进啊，也是舍觉支的一种表现啊，也就是说，你要找到一个用功的一种中道啊，你每一天用功的通道以及持续用功的通道啊。[generated, not original text]</w:t>
       </w:r>
     </w:p>
     <w:p>
